--- a/templates/plananual/EPT EMPRENDIMIENTO 1° A 5°/5° PCA - EPT EMPRENDIMIENTO .docx
+++ b/templates/plananual/EPT EMPRENDIMIENTO 1° A 5°/5° PCA - EPT EMPRENDIMIENTO .docx
@@ -7334,6 +7334,7 @@
                 <w:szCs w:val="20"/>
               </w:rPr>
             </w:pPr>
+            <w:bookmarkStart w:id="1" w:name="_Hlk227075175"/>
             <w:r>
               <w:rPr>
                 <w:rFonts w:ascii="Arial Nova Cond" w:hAnsi="Arial Nova Cond" w:cs="Times New Roman"/>
@@ -7610,7 +7611,6 @@
           <w:tcPr>
             <w:tcW w:w="875" w:type="dxa"/>
             <w:vMerge w:val="restart"/>
-            <w:shd w:val="clear" w:color="auto" w:fill="auto"/>
             <w:vAlign w:val="center"/>
           </w:tcPr>
           <w:p>
@@ -7721,7 +7721,6 @@
         <w:tc>
           <w:tcPr>
             <w:tcW w:w="6169" w:type="dxa"/>
-            <w:shd w:val="clear" w:color="auto" w:fill="auto"/>
             <w:vAlign w:val="center"/>
           </w:tcPr>
           <w:p>
@@ -7756,7 +7755,6 @@
         <w:tc>
           <w:tcPr>
             <w:tcW w:w="2015" w:type="dxa"/>
-            <w:shd w:val="clear" w:color="auto" w:fill="auto"/>
             <w:vAlign w:val="center"/>
           </w:tcPr>
           <w:p>
@@ -7795,7 +7793,7 @@
               <w:autoSpaceDE w:val="0"/>
               <w:autoSpaceDN w:val="0"/>
               <w:adjustRightInd w:val="0"/>
-              <w:jc w:val="center"/>
+              <w:jc w:val="both"/>
               <w:rPr>
                 <w:rFonts w:ascii="Arial Nova Cond" w:hAnsi="Arial Nova Cond" w:cs="Arial"/>
                 <w:color w:val="000000"/>
@@ -7819,7 +7817,6 @@
         <w:tc>
           <w:tcPr>
             <w:tcW w:w="1337" w:type="dxa"/>
-            <w:shd w:val="clear" w:color="auto" w:fill="auto"/>
             <w:vAlign w:val="center"/>
           </w:tcPr>
           <w:p>
@@ -7858,7 +7855,6 @@
           <w:tcPr>
             <w:tcW w:w="875" w:type="dxa"/>
             <w:vMerge/>
-            <w:shd w:val="clear" w:color="auto" w:fill="auto"/>
             <w:vAlign w:val="center"/>
           </w:tcPr>
           <w:p>
@@ -7950,7 +7946,6 @@
         <w:tc>
           <w:tcPr>
             <w:tcW w:w="6169" w:type="dxa"/>
-            <w:shd w:val="clear" w:color="auto" w:fill="auto"/>
             <w:vAlign w:val="center"/>
           </w:tcPr>
           <w:p>
@@ -7985,7 +7980,6 @@
         <w:tc>
           <w:tcPr>
             <w:tcW w:w="2015" w:type="dxa"/>
-            <w:shd w:val="clear" w:color="auto" w:fill="auto"/>
             <w:vAlign w:val="center"/>
           </w:tcPr>
           <w:p>
@@ -8024,7 +8018,7 @@
               <w:autoSpaceDE w:val="0"/>
               <w:autoSpaceDN w:val="0"/>
               <w:adjustRightInd w:val="0"/>
-              <w:jc w:val="center"/>
+              <w:jc w:val="both"/>
               <w:rPr>
                 <w:rFonts w:ascii="Arial Nova Cond" w:hAnsi="Arial Nova Cond" w:cs="Arial"/>
                 <w:color w:val="000000"/>
@@ -8048,7 +8042,6 @@
         <w:tc>
           <w:tcPr>
             <w:tcW w:w="1337" w:type="dxa"/>
-            <w:shd w:val="clear" w:color="auto" w:fill="auto"/>
             <w:vAlign w:val="center"/>
           </w:tcPr>
           <w:p>
@@ -8087,7 +8080,6 @@
           <w:tcPr>
             <w:tcW w:w="875" w:type="dxa"/>
             <w:vMerge/>
-            <w:shd w:val="clear" w:color="auto" w:fill="auto"/>
             <w:vAlign w:val="center"/>
           </w:tcPr>
           <w:p>
@@ -8179,7 +8171,6 @@
         <w:tc>
           <w:tcPr>
             <w:tcW w:w="6169" w:type="dxa"/>
-            <w:shd w:val="clear" w:color="auto" w:fill="auto"/>
             <w:vAlign w:val="center"/>
           </w:tcPr>
           <w:p>
@@ -8214,7 +8205,6 @@
         <w:tc>
           <w:tcPr>
             <w:tcW w:w="2015" w:type="dxa"/>
-            <w:shd w:val="clear" w:color="auto" w:fill="auto"/>
             <w:vAlign w:val="center"/>
           </w:tcPr>
           <w:p>
@@ -8253,7 +8243,7 @@
               <w:autoSpaceDE w:val="0"/>
               <w:autoSpaceDN w:val="0"/>
               <w:adjustRightInd w:val="0"/>
-              <w:jc w:val="center"/>
+              <w:jc w:val="both"/>
               <w:rPr>
                 <w:rFonts w:ascii="Arial Nova Cond" w:hAnsi="Arial Nova Cond" w:cs="Arial"/>
                 <w:color w:val="000000"/>
@@ -8277,7 +8267,6 @@
         <w:tc>
           <w:tcPr>
             <w:tcW w:w="1337" w:type="dxa"/>
-            <w:shd w:val="clear" w:color="auto" w:fill="auto"/>
             <w:vAlign w:val="center"/>
           </w:tcPr>
           <w:p>
@@ -8316,7 +8305,6 @@
           <w:tcPr>
             <w:tcW w:w="875" w:type="dxa"/>
             <w:vMerge w:val="restart"/>
-            <w:shd w:val="clear" w:color="auto" w:fill="auto"/>
             <w:vAlign w:val="center"/>
           </w:tcPr>
           <w:p>
@@ -8419,7 +8407,6 @@
         <w:tc>
           <w:tcPr>
             <w:tcW w:w="6169" w:type="dxa"/>
-            <w:shd w:val="clear" w:color="auto" w:fill="auto"/>
             <w:vAlign w:val="center"/>
           </w:tcPr>
           <w:p>
@@ -8455,7 +8442,6 @@
         <w:tc>
           <w:tcPr>
             <w:tcW w:w="2015" w:type="dxa"/>
-            <w:shd w:val="clear" w:color="auto" w:fill="auto"/>
             <w:vAlign w:val="center"/>
           </w:tcPr>
           <w:p>
@@ -8494,7 +8480,7 @@
               <w:autoSpaceDE w:val="0"/>
               <w:autoSpaceDN w:val="0"/>
               <w:adjustRightInd w:val="0"/>
-              <w:jc w:val="center"/>
+              <w:jc w:val="both"/>
               <w:rPr>
                 <w:rFonts w:ascii="Arial Nova Cond" w:hAnsi="Arial Nova Cond" w:cs="Arial"/>
                 <w:color w:val="000000"/>
@@ -8518,7 +8504,6 @@
         <w:tc>
           <w:tcPr>
             <w:tcW w:w="1337" w:type="dxa"/>
-            <w:shd w:val="clear" w:color="auto" w:fill="auto"/>
             <w:vAlign w:val="center"/>
           </w:tcPr>
           <w:p>
@@ -8557,7 +8542,6 @@
           <w:tcPr>
             <w:tcW w:w="875" w:type="dxa"/>
             <w:vMerge/>
-            <w:shd w:val="clear" w:color="auto" w:fill="auto"/>
             <w:vAlign w:val="center"/>
           </w:tcPr>
           <w:p>
@@ -8649,7 +8633,6 @@
         <w:tc>
           <w:tcPr>
             <w:tcW w:w="6169" w:type="dxa"/>
-            <w:shd w:val="clear" w:color="auto" w:fill="auto"/>
             <w:vAlign w:val="center"/>
           </w:tcPr>
           <w:p>
@@ -8685,7 +8668,6 @@
         <w:tc>
           <w:tcPr>
             <w:tcW w:w="2015" w:type="dxa"/>
-            <w:shd w:val="clear" w:color="auto" w:fill="auto"/>
             <w:vAlign w:val="center"/>
           </w:tcPr>
           <w:p>
@@ -8724,7 +8706,7 @@
               <w:autoSpaceDE w:val="0"/>
               <w:autoSpaceDN w:val="0"/>
               <w:adjustRightInd w:val="0"/>
-              <w:jc w:val="center"/>
+              <w:jc w:val="both"/>
               <w:rPr>
                 <w:rFonts w:ascii="Arial Nova Cond" w:hAnsi="Arial Nova Cond" w:cs="Arial"/>
                 <w:color w:val="000000"/>
@@ -8748,7 +8730,6 @@
         <w:tc>
           <w:tcPr>
             <w:tcW w:w="1337" w:type="dxa"/>
-            <w:shd w:val="clear" w:color="auto" w:fill="auto"/>
             <w:vAlign w:val="center"/>
           </w:tcPr>
           <w:p>
@@ -8787,7 +8768,6 @@
           <w:tcPr>
             <w:tcW w:w="875" w:type="dxa"/>
             <w:vMerge w:val="restart"/>
-            <w:shd w:val="clear" w:color="auto" w:fill="auto"/>
             <w:vAlign w:val="center"/>
           </w:tcPr>
           <w:p>
@@ -8891,7 +8871,6 @@
         <w:tc>
           <w:tcPr>
             <w:tcW w:w="6169" w:type="dxa"/>
-            <w:shd w:val="clear" w:color="auto" w:fill="auto"/>
             <w:vAlign w:val="center"/>
           </w:tcPr>
           <w:p>
@@ -8927,7 +8906,6 @@
         <w:tc>
           <w:tcPr>
             <w:tcW w:w="2015" w:type="dxa"/>
-            <w:shd w:val="clear" w:color="auto" w:fill="auto"/>
             <w:vAlign w:val="center"/>
           </w:tcPr>
           <w:p>
@@ -8966,7 +8944,7 @@
               <w:autoSpaceDE w:val="0"/>
               <w:autoSpaceDN w:val="0"/>
               <w:adjustRightInd w:val="0"/>
-              <w:jc w:val="center"/>
+              <w:jc w:val="both"/>
               <w:rPr>
                 <w:rFonts w:ascii="Arial Nova Cond" w:hAnsi="Arial Nova Cond" w:cs="Arial"/>
                 <w:color w:val="000000"/>
@@ -8990,7 +8968,6 @@
         <w:tc>
           <w:tcPr>
             <w:tcW w:w="1337" w:type="dxa"/>
-            <w:shd w:val="clear" w:color="auto" w:fill="auto"/>
             <w:vAlign w:val="center"/>
           </w:tcPr>
           <w:p>
@@ -9029,7 +9006,6 @@
           <w:tcPr>
             <w:tcW w:w="875" w:type="dxa"/>
             <w:vMerge/>
-            <w:shd w:val="clear" w:color="auto" w:fill="auto"/>
             <w:vAlign w:val="center"/>
           </w:tcPr>
           <w:p>
@@ -9121,7 +9097,6 @@
         <w:tc>
           <w:tcPr>
             <w:tcW w:w="6169" w:type="dxa"/>
-            <w:shd w:val="clear" w:color="auto" w:fill="auto"/>
             <w:vAlign w:val="center"/>
           </w:tcPr>
           <w:p>
@@ -9156,7 +9131,6 @@
         <w:tc>
           <w:tcPr>
             <w:tcW w:w="2015" w:type="dxa"/>
-            <w:shd w:val="clear" w:color="auto" w:fill="auto"/>
             <w:vAlign w:val="center"/>
           </w:tcPr>
           <w:p>
@@ -9195,7 +9169,7 @@
               <w:autoSpaceDE w:val="0"/>
               <w:autoSpaceDN w:val="0"/>
               <w:adjustRightInd w:val="0"/>
-              <w:jc w:val="center"/>
+              <w:jc w:val="both"/>
               <w:rPr>
                 <w:rFonts w:ascii="Arial Nova Cond" w:hAnsi="Arial Nova Cond" w:cs="Arial"/>
                 <w:color w:val="000000"/>
@@ -9219,7 +9193,6 @@
         <w:tc>
           <w:tcPr>
             <w:tcW w:w="1337" w:type="dxa"/>
-            <w:shd w:val="clear" w:color="auto" w:fill="auto"/>
             <w:vAlign w:val="center"/>
           </w:tcPr>
           <w:p>
@@ -9258,7 +9231,6 @@
           <w:tcPr>
             <w:tcW w:w="875" w:type="dxa"/>
             <w:vMerge w:val="restart"/>
-            <w:shd w:val="clear" w:color="auto" w:fill="auto"/>
             <w:vAlign w:val="center"/>
           </w:tcPr>
           <w:p>
@@ -9369,7 +9341,6 @@
         <w:tc>
           <w:tcPr>
             <w:tcW w:w="6169" w:type="dxa"/>
-            <w:shd w:val="clear" w:color="auto" w:fill="auto"/>
             <w:vAlign w:val="center"/>
           </w:tcPr>
           <w:p>
@@ -9404,7 +9375,6 @@
         <w:tc>
           <w:tcPr>
             <w:tcW w:w="2015" w:type="dxa"/>
-            <w:shd w:val="clear" w:color="auto" w:fill="auto"/>
             <w:vAlign w:val="center"/>
           </w:tcPr>
           <w:p>
@@ -9443,7 +9413,7 @@
               <w:autoSpaceDE w:val="0"/>
               <w:autoSpaceDN w:val="0"/>
               <w:adjustRightInd w:val="0"/>
-              <w:jc w:val="center"/>
+              <w:jc w:val="both"/>
               <w:rPr>
                 <w:rFonts w:ascii="Arial Nova Cond" w:hAnsi="Arial Nova Cond" w:cs="Arial"/>
                 <w:color w:val="000000"/>
@@ -9467,7 +9437,6 @@
         <w:tc>
           <w:tcPr>
             <w:tcW w:w="1337" w:type="dxa"/>
-            <w:shd w:val="clear" w:color="auto" w:fill="auto"/>
             <w:vAlign w:val="center"/>
           </w:tcPr>
           <w:p>
@@ -9506,7 +9475,6 @@
           <w:tcPr>
             <w:tcW w:w="875" w:type="dxa"/>
             <w:vMerge/>
-            <w:shd w:val="clear" w:color="auto" w:fill="auto"/>
             <w:vAlign w:val="center"/>
           </w:tcPr>
           <w:p>
@@ -9606,7 +9574,6 @@
         <w:tc>
           <w:tcPr>
             <w:tcW w:w="6169" w:type="dxa"/>
-            <w:shd w:val="clear" w:color="auto" w:fill="auto"/>
             <w:vAlign w:val="center"/>
           </w:tcPr>
           <w:p>
@@ -9642,7 +9609,6 @@
         <w:tc>
           <w:tcPr>
             <w:tcW w:w="2015" w:type="dxa"/>
-            <w:shd w:val="clear" w:color="auto" w:fill="auto"/>
             <w:vAlign w:val="center"/>
           </w:tcPr>
           <w:p>
@@ -9680,7 +9646,7 @@
               <w:autoSpaceDE w:val="0"/>
               <w:autoSpaceDN w:val="0"/>
               <w:adjustRightInd w:val="0"/>
-              <w:jc w:val="center"/>
+              <w:jc w:val="both"/>
               <w:rPr>
                 <w:rFonts w:ascii="Arial Nova Cond" w:hAnsi="Arial Nova Cond" w:cs="Arial"/>
                 <w:color w:val="000000"/>
@@ -9704,7 +9670,6 @@
         <w:tc>
           <w:tcPr>
             <w:tcW w:w="1337" w:type="dxa"/>
-            <w:shd w:val="clear" w:color="auto" w:fill="auto"/>
             <w:vAlign w:val="center"/>
           </w:tcPr>
           <w:p>
@@ -9734,6 +9699,7 @@
           </w:p>
         </w:tc>
       </w:tr>
+      <w:bookmarkEnd w:id="1"/>
     </w:tbl>
     <w:p>
       <w:pPr>
@@ -21406,7 +21372,7 @@
                 <w:bCs/>
               </w:rPr>
             </w:pPr>
-            <w:bookmarkStart w:id="1" w:name="_Hlk190773444"/>
+            <w:bookmarkStart w:id="2" w:name="_Hlk190773444"/>
           </w:p>
           <w:p>
             <w:pPr>
@@ -21806,7 +21772,7 @@
           </w:p>
         </w:tc>
       </w:tr>
-      <w:bookmarkEnd w:id="1"/>
+      <w:bookmarkEnd w:id="2"/>
     </w:tbl>
     <w:p>
       <w:pPr>

--- a/templates/plananual/EPT EMPRENDIMIENTO 1° A 5°/5° PCA - EPT EMPRENDIMIENTO .docx
+++ b/templates/plananual/EPT EMPRENDIMIENTO 1° A 5°/5° PCA - EPT EMPRENDIMIENTO .docx
@@ -1,6 +1,6 @@
 
 <file path=word/document.xml><?xml version="1.0" encoding="utf-8"?>
-<w:document xmlns:wpc="http://schemas.microsoft.com/office/word/2010/wordprocessingCanvas" xmlns:cx="http://schemas.microsoft.com/office/drawing/2014/chartex" xmlns:cx1="http://schemas.microsoft.com/office/drawing/2015/9/8/chartex" xmlns:cx2="http://schemas.microsoft.com/office/drawing/2015/10/21/chartex" xmlns:cx3="http://schemas.microsoft.com/office/drawing/2016/5/9/chartex" xmlns:cx4="http://schemas.microsoft.com/office/drawing/2016/5/10/chartex" xmlns:cx5="http://schemas.microsoft.com/office/drawing/2016/5/11/chartex" xmlns:cx6="http://schemas.microsoft.com/office/drawing/2016/5/12/chartex" xmlns:cx7="http://schemas.microsoft.com/office/drawing/2016/5/13/chartex" xmlns:cx8="http://schemas.microsoft.com/office/drawing/2016/5/14/chartex" xmlns:mc="http://schemas.openxmlformats.org/markup-compatibility/2006" xmlns:aink="http://schemas.microsoft.com/office/drawing/2016/ink" xmlns:am3d="http://schemas.microsoft.com/office/drawing/2017/model3d" xmlns:o="urn:schemas-microsoft-com:office:office" xmlns:oel="http://schemas.microsoft.com/office/2019/extlst" xmlns:r="http://schemas.openxmlformats.org/officeDocument/2006/relationships" xmlns:m="http://schemas.openxmlformats.org/officeDocument/2006/math" xmlns:v="urn:schemas-microsoft-com:vml" xmlns:wp14="http://schemas.microsoft.com/office/word/2010/wordprocessingDrawing" xmlns:wp="http://schemas.openxmlformats.org/drawingml/2006/wordprocessingDrawing" xmlns:w10="urn:schemas-microsoft-com:office:word" xmlns:w="http://schemas.openxmlformats.org/wordprocessingml/2006/main" xmlns:w14="http://schemas.microsoft.com/office/word/2010/wordml" xmlns:w15="http://schemas.microsoft.com/office/word/2012/wordml" xmlns:w16cex="http://schemas.microsoft.com/office/word/2018/wordml/cex" xmlns:w16cid="http://schemas.microsoft.com/office/word/2016/wordml/cid" xmlns:w16="http://schemas.microsoft.com/office/word/2018/wordml" xmlns:w16du="http://schemas.microsoft.com/office/word/2023/wordml/word16du" xmlns:w16sdtdh="http://schemas.microsoft.com/office/word/2020/wordml/sdtdatahash" xmlns:w16se="http://schemas.microsoft.com/office/word/2015/wordml/symex" xmlns:wpg="http://schemas.microsoft.com/office/word/2010/wordprocessingGroup" xmlns:wpi="http://schemas.microsoft.com/office/word/2010/wordprocessingInk" xmlns:wne="http://schemas.microsoft.com/office/word/2006/wordml" xmlns:wps="http://schemas.microsoft.com/office/word/2010/wordprocessingShape" mc:Ignorable="w14 w15 w16se w16cid w16 w16cex w16sdtdh w16du wp14">
+<w:document xmlns:wpc="http://schemas.microsoft.com/office/word/2010/wordprocessingCanvas" xmlns:cx="http://schemas.microsoft.com/office/drawing/2014/chartex" xmlns:cx1="http://schemas.microsoft.com/office/drawing/2015/9/8/chartex" xmlns:cx2="http://schemas.microsoft.com/office/drawing/2015/10/21/chartex" xmlns:cx3="http://schemas.microsoft.com/office/drawing/2016/5/9/chartex" xmlns:cx4="http://schemas.microsoft.com/office/drawing/2016/5/10/chartex" xmlns:cx5="http://schemas.microsoft.com/office/drawing/2016/5/11/chartex" xmlns:cx6="http://schemas.microsoft.com/office/drawing/2016/5/12/chartex" xmlns:cx7="http://schemas.microsoft.com/office/drawing/2016/5/13/chartex" xmlns:cx8="http://schemas.microsoft.com/office/drawing/2016/5/14/chartex" xmlns:mc="http://schemas.openxmlformats.org/markup-compatibility/2006" xmlns:aink="http://schemas.microsoft.com/office/drawing/2016/ink" xmlns:am3d="http://schemas.microsoft.com/office/drawing/2017/model3d" xmlns:o="urn:schemas-microsoft-com:office:office" xmlns:oel="http://schemas.microsoft.com/office/2019/extlst" xmlns:r="http://schemas.openxmlformats.org/officeDocument/2006/relationships" xmlns:m="http://schemas.openxmlformats.org/officeDocument/2006/math" xmlns:v="urn:schemas-microsoft-com:vml" xmlns:wp14="http://schemas.microsoft.com/office/word/2010/wordprocessingDrawing" xmlns:wp="http://schemas.openxmlformats.org/drawingml/2006/wordprocessingDrawing" xmlns:w10="urn:schemas-microsoft-com:office:word" xmlns:w="http://schemas.openxmlformats.org/wordprocessingml/2006/main" xmlns:w14="http://schemas.microsoft.com/office/word/2010/wordml" xmlns:w15="http://schemas.microsoft.com/office/word/2012/wordml" xmlns:w16cex="http://schemas.microsoft.com/office/word/2018/wordml/cex" xmlns:w16cid="http://schemas.microsoft.com/office/word/2016/wordml/cid" xmlns:w16="http://schemas.microsoft.com/office/word/2018/wordml" xmlns:w16du="http://schemas.microsoft.com/office/word/2023/wordml/word16du" xmlns:w16sdtdh="http://schemas.microsoft.com/office/word/2020/wordml/sdtdatahash" xmlns:w16sdtfl="http://schemas.microsoft.com/office/word/2024/wordml/sdtformatlock" xmlns:w16se="http://schemas.microsoft.com/office/word/2015/wordml/symex" xmlns:wpg="http://schemas.microsoft.com/office/word/2010/wordprocessingGroup" xmlns:wpi="http://schemas.microsoft.com/office/word/2010/wordprocessingInk" xmlns:wne="http://schemas.microsoft.com/office/word/2006/wordml" xmlns:wps="http://schemas.microsoft.com/office/word/2010/wordprocessingShape" mc:Ignorable="w14 w15 w16se w16cid w16 w16cex w16sdtdh w16sdtfl w16du wp14">
   <w:body>
     <w:p>
       <w:pPr>
@@ -250,7 +250,6 @@
                                 </w:rPr>
                                 <w:t>{{</w:t>
                               </w:r>
-                              <w:proofErr w:type="spellStart"/>
                               <w:r>
                                 <w:rPr>
                                   <w:rFonts w:ascii="Arial Nova Cond" w:hAnsi="Arial Nova Cond" w:cs="Times New Roman"/>
@@ -260,19 +259,7 @@
                                   <w:sz w:val="32"/>
                                   <w:szCs w:val="32"/>
                                 </w:rPr>
-                                <w:t>anio</w:t>
-                              </w:r>
-                              <w:proofErr w:type="spellEnd"/>
-                              <w:r>
-                                <w:rPr>
-                                  <w:rFonts w:ascii="Arial Nova Cond" w:hAnsi="Arial Nova Cond" w:cs="Times New Roman"/>
-                                  <w:b/>
-                                  <w:bCs/>
-                                  <w:color w:val="FFFFFF" w:themeColor="background1"/>
-                                  <w:sz w:val="32"/>
-                                  <w:szCs w:val="32"/>
-                                </w:rPr>
-                                <w:t>}}</w:t>
+                                <w:t>anio}}</w:t>
                               </w:r>
                             </w:p>
                           </w:txbxContent>
@@ -7301,13 +7288,13 @@
         <w:tblLook w:val="04A0" w:firstRow="1" w:lastRow="0" w:firstColumn="1" w:lastColumn="0" w:noHBand="0" w:noVBand="1"/>
       </w:tblPr>
       <w:tblGrid>
-        <w:gridCol w:w="875"/>
-        <w:gridCol w:w="1095"/>
-        <w:gridCol w:w="1726"/>
-        <w:gridCol w:w="6169"/>
-        <w:gridCol w:w="2015"/>
-        <w:gridCol w:w="1634"/>
-        <w:gridCol w:w="1337"/>
+        <w:gridCol w:w="818"/>
+        <w:gridCol w:w="1018"/>
+        <w:gridCol w:w="5379"/>
+        <w:gridCol w:w="1984"/>
+        <w:gridCol w:w="2693"/>
+        <w:gridCol w:w="1560"/>
+        <w:gridCol w:w="1399"/>
       </w:tblGrid>
       <w:tr>
         <w:trPr>
@@ -7316,7 +7303,7 @@
         </w:trPr>
         <w:tc>
           <w:tcPr>
-            <w:tcW w:w="875" w:type="dxa"/>
+            <w:tcW w:w="818" w:type="dxa"/>
             <w:shd w:val="clear" w:color="auto" w:fill="C1F0C7" w:themeFill="accent3" w:themeFillTint="33"/>
             <w:vAlign w:val="center"/>
           </w:tcPr>
@@ -7350,7 +7337,7 @@
         </w:tc>
         <w:tc>
           <w:tcPr>
-            <w:tcW w:w="1095" w:type="dxa"/>
+            <w:tcW w:w="1018" w:type="dxa"/>
             <w:shd w:val="clear" w:color="auto" w:fill="C1F0C7" w:themeFill="accent3" w:themeFillTint="33"/>
             <w:vAlign w:val="center"/>
           </w:tcPr>
@@ -7383,7 +7370,7 @@
         </w:tc>
         <w:tc>
           <w:tcPr>
-            <w:tcW w:w="1726" w:type="dxa"/>
+            <w:tcW w:w="5379" w:type="dxa"/>
             <w:shd w:val="clear" w:color="auto" w:fill="C1F0C7" w:themeFill="accent3" w:themeFillTint="33"/>
             <w:vAlign w:val="center"/>
           </w:tcPr>
@@ -7410,13 +7397,35 @@
                 <w:sz w:val="20"/>
                 <w:szCs w:val="20"/>
               </w:rPr>
-              <w:t>PROBLEMA / POTENCIALIDAD</w:t>
-            </w:r>
-          </w:p>
-        </w:tc>
-        <w:tc>
-          <w:tcPr>
-            <w:tcW w:w="6169" w:type="dxa"/>
+              <w:t>SITUACIÓN SIGNIF</w:t>
+            </w:r>
+            <w:r>
+              <w:rPr>
+                <w:rFonts w:ascii="Arial Nova Cond" w:hAnsi="Arial Nova Cond" w:cs="Times New Roman"/>
+                <w:b/>
+                <w:bCs/>
+                <w:color w:val="000000" w:themeColor="text1"/>
+                <w:sz w:val="20"/>
+                <w:szCs w:val="20"/>
+              </w:rPr>
+              <w:t>I</w:t>
+            </w:r>
+            <w:r>
+              <w:rPr>
+                <w:rFonts w:ascii="Arial Nova Cond" w:hAnsi="Arial Nova Cond" w:cs="Times New Roman"/>
+                <w:b/>
+                <w:bCs/>
+                <w:color w:val="000000" w:themeColor="text1"/>
+                <w:sz w:val="20"/>
+                <w:szCs w:val="20"/>
+              </w:rPr>
+              <w:t>CATIVA</w:t>
+            </w:r>
+          </w:p>
+        </w:tc>
+        <w:tc>
+          <w:tcPr>
+            <w:tcW w:w="1984" w:type="dxa"/>
             <w:shd w:val="clear" w:color="auto" w:fill="C1F0C7" w:themeFill="accent3" w:themeFillTint="33"/>
             <w:vAlign w:val="center"/>
           </w:tcPr>
@@ -7443,7 +7452,7 @@
                 <w:sz w:val="20"/>
                 <w:szCs w:val="20"/>
               </w:rPr>
-              <w:t>SITUACIÓN SIGNIF</w:t>
+              <w:t>TÍTULO DE LA UNIDAD DID</w:t>
             </w:r>
             <w:r>
               <w:rPr>
@@ -7454,7 +7463,7 @@
                 <w:sz w:val="20"/>
                 <w:szCs w:val="20"/>
               </w:rPr>
-              <w:t>I</w:t>
+              <w:t>Á</w:t>
             </w:r>
             <w:r>
               <w:rPr>
@@ -7465,13 +7474,24 @@
                 <w:sz w:val="20"/>
                 <w:szCs w:val="20"/>
               </w:rPr>
-              <w:t>CATIVA</w:t>
-            </w:r>
-          </w:p>
-        </w:tc>
-        <w:tc>
-          <w:tcPr>
-            <w:tcW w:w="2015" w:type="dxa"/>
+              <w:t>CTICA</w:t>
+            </w:r>
+            <w:r>
+              <w:rPr>
+                <w:rFonts w:ascii="Arial Nova Cond" w:hAnsi="Arial Nova Cond" w:cs="Times New Roman"/>
+                <w:b/>
+                <w:bCs/>
+                <w:color w:val="000000" w:themeColor="text1"/>
+                <w:sz w:val="20"/>
+                <w:szCs w:val="20"/>
+              </w:rPr>
+              <w:t>.</w:t>
+            </w:r>
+          </w:p>
+        </w:tc>
+        <w:tc>
+          <w:tcPr>
+            <w:tcW w:w="2693" w:type="dxa"/>
             <w:shd w:val="clear" w:color="auto" w:fill="C1F0C7" w:themeFill="accent3" w:themeFillTint="33"/>
             <w:vAlign w:val="center"/>
           </w:tcPr>
@@ -7498,46 +7518,13 @@
                 <w:sz w:val="20"/>
                 <w:szCs w:val="20"/>
               </w:rPr>
-              <w:t>TÍTULO DE LA UNIDAD DID</w:t>
-            </w:r>
-            <w:r>
-              <w:rPr>
-                <w:rFonts w:ascii="Arial Nova Cond" w:hAnsi="Arial Nova Cond" w:cs="Times New Roman"/>
-                <w:b/>
-                <w:bCs/>
-                <w:color w:val="000000" w:themeColor="text1"/>
-                <w:sz w:val="20"/>
-                <w:szCs w:val="20"/>
-              </w:rPr>
-              <w:t>Á</w:t>
-            </w:r>
-            <w:r>
-              <w:rPr>
-                <w:rFonts w:ascii="Arial Nova Cond" w:hAnsi="Arial Nova Cond" w:cs="Times New Roman"/>
-                <w:b/>
-                <w:bCs/>
-                <w:color w:val="000000" w:themeColor="text1"/>
-                <w:sz w:val="20"/>
-                <w:szCs w:val="20"/>
-              </w:rPr>
-              <w:t>CTICA</w:t>
-            </w:r>
-            <w:r>
-              <w:rPr>
-                <w:rFonts w:ascii="Arial Nova Cond" w:hAnsi="Arial Nova Cond" w:cs="Times New Roman"/>
-                <w:b/>
-                <w:bCs/>
-                <w:color w:val="000000" w:themeColor="text1"/>
-                <w:sz w:val="20"/>
-                <w:szCs w:val="20"/>
-              </w:rPr>
-              <w:t>.</w:t>
-            </w:r>
-          </w:p>
-        </w:tc>
-        <w:tc>
-          <w:tcPr>
-            <w:tcW w:w="1634" w:type="dxa"/>
+              <w:t>CAMPO TEMATICO</w:t>
+            </w:r>
+          </w:p>
+        </w:tc>
+        <w:tc>
+          <w:tcPr>
+            <w:tcW w:w="1560" w:type="dxa"/>
             <w:shd w:val="clear" w:color="auto" w:fill="C1F0C7" w:themeFill="accent3" w:themeFillTint="33"/>
             <w:vAlign w:val="center"/>
           </w:tcPr>
@@ -7570,7 +7557,7 @@
         </w:tc>
         <w:tc>
           <w:tcPr>
-            <w:tcW w:w="1337" w:type="dxa"/>
+            <w:tcW w:w="1399" w:type="dxa"/>
             <w:shd w:val="clear" w:color="auto" w:fill="C1F0C7" w:themeFill="accent3" w:themeFillTint="33"/>
             <w:vAlign w:val="center"/>
           </w:tcPr>
@@ -7609,7 +7596,7 @@
         </w:trPr>
         <w:tc>
           <w:tcPr>
-            <w:tcW w:w="875" w:type="dxa"/>
+            <w:tcW w:w="818" w:type="dxa"/>
             <w:vMerge w:val="restart"/>
             <w:vAlign w:val="center"/>
           </w:tcPr>
@@ -7648,7 +7635,7 @@
         </w:tc>
         <w:tc>
           <w:tcPr>
-            <w:tcW w:w="1095" w:type="dxa"/>
+            <w:tcW w:w="1018" w:type="dxa"/>
             <w:vAlign w:val="center"/>
           </w:tcPr>
           <w:p>
@@ -7686,7 +7673,7 @@
         </w:tc>
         <w:tc>
           <w:tcPr>
-            <w:tcW w:w="1726" w:type="dxa"/>
+            <w:tcW w:w="5379" w:type="dxa"/>
             <w:vAlign w:val="center"/>
           </w:tcPr>
           <w:p>
@@ -7714,13 +7701,144 @@
                 <w:szCs w:val="20"/>
                 <w:lang w:val="es-ES_tradnl"/>
               </w:rPr>
-              <w:t>{{problemapotencialidad0}}</w:t>
-            </w:r>
-          </w:p>
-        </w:tc>
-        <w:tc>
-          <w:tcPr>
-            <w:tcW w:w="6169" w:type="dxa"/>
+              <w:t>{{situacionsignificativa0}}</w:t>
+            </w:r>
+          </w:p>
+        </w:tc>
+        <w:tc>
+          <w:tcPr>
+            <w:tcW w:w="1984" w:type="dxa"/>
+            <w:vAlign w:val="center"/>
+          </w:tcPr>
+          <w:p>
+            <w:pPr>
+              <w:autoSpaceDE w:val="0"/>
+              <w:autoSpaceDN w:val="0"/>
+              <w:adjustRightInd w:val="0"/>
+              <w:jc w:val="center"/>
+              <w:rPr>
+                <w:rFonts w:ascii="Arial Nova Cond" w:hAnsi="Arial Nova Cond" w:cs="Arial"/>
+                <w:color w:val="000000"/>
+                <w:kern w:val="0"/>
+                <w:sz w:val="20"/>
+                <w:szCs w:val="20"/>
+              </w:rPr>
+            </w:pPr>
+            <w:r>
+              <w:rPr>
+                <w:rFonts w:ascii="Arial Nova Cond" w:hAnsi="Arial Nova Cond" w:cs="Arial"/>
+                <w:color w:val="000000"/>
+                <w:kern w:val="0"/>
+                <w:sz w:val="20"/>
+                <w:szCs w:val="20"/>
+              </w:rPr>
+              <w:t>{{titulosituacionsignificativa0}}</w:t>
+            </w:r>
+          </w:p>
+        </w:tc>
+        <w:tc>
+          <w:tcPr>
+            <w:tcW w:w="2693" w:type="dxa"/>
+            <w:vAlign w:val="center"/>
+          </w:tcPr>
+          <w:p>
+            <w:pPr>
+              <w:autoSpaceDE w:val="0"/>
+              <w:autoSpaceDN w:val="0"/>
+              <w:adjustRightInd w:val="0"/>
+              <w:jc w:val="both"/>
+              <w:rPr>
+                <w:rFonts w:ascii="Arial Nova Cond" w:hAnsi="Arial Nova Cond" w:cs="Arial"/>
+                <w:color w:val="000000"/>
+                <w:kern w:val="0"/>
+                <w:sz w:val="20"/>
+                <w:szCs w:val="20"/>
+              </w:rPr>
+            </w:pPr>
+            <w:r>
+              <w:rPr>
+                <w:rFonts w:ascii="Arial Nova Cond" w:hAnsi="Arial Nova Cond" w:cs="Arial"/>
+                <w:color w:val="000000"/>
+                <w:kern w:val="0"/>
+                <w:sz w:val="20"/>
+                <w:szCs w:val="20"/>
+              </w:rPr>
+              <w:t>{{campotematico0}}</w:t>
+            </w:r>
+          </w:p>
+        </w:tc>
+        <w:tc>
+          <w:tcPr>
+            <w:tcW w:w="1560" w:type="dxa"/>
+            <w:vAlign w:val="center"/>
+          </w:tcPr>
+          <w:p>
+            <w:pPr>
+              <w:autoSpaceDE w:val="0"/>
+              <w:autoSpaceDN w:val="0"/>
+              <w:adjustRightInd w:val="0"/>
+              <w:jc w:val="both"/>
+              <w:rPr>
+                <w:rFonts w:ascii="Arial Nova Cond" w:hAnsi="Arial Nova Cond" w:cs="Arial"/>
+                <w:color w:val="000000"/>
+                <w:kern w:val="0"/>
+                <w:sz w:val="20"/>
+                <w:szCs w:val="20"/>
+              </w:rPr>
+            </w:pPr>
+            <w:r>
+              <w:rPr>
+                <w:rFonts w:ascii="Arial Nova Cond" w:hAnsi="Arial Nova Cond" w:cs="Arial"/>
+                <w:color w:val="000000"/>
+                <w:kern w:val="0"/>
+                <w:sz w:val="20"/>
+                <w:szCs w:val="20"/>
+              </w:rPr>
+              <w:t>{{competencias0}}</w:t>
+            </w:r>
+          </w:p>
+        </w:tc>
+        <w:tc>
+          <w:tcPr>
+            <w:tcW w:w="1399" w:type="dxa"/>
+            <w:vAlign w:val="center"/>
+          </w:tcPr>
+          <w:p>
+            <w:pPr>
+              <w:autoSpaceDE w:val="0"/>
+              <w:autoSpaceDN w:val="0"/>
+              <w:adjustRightInd w:val="0"/>
+              <w:jc w:val="both"/>
+              <w:rPr>
+                <w:rFonts w:ascii="Arial Nova Cond" w:hAnsi="Arial Nova Cond" w:cs="Arial"/>
+                <w:color w:val="000000"/>
+                <w:kern w:val="0"/>
+                <w:sz w:val="20"/>
+                <w:szCs w:val="20"/>
+              </w:rPr>
+            </w:pPr>
+            <w:r>
+              <w:rPr>
+                <w:rFonts w:ascii="Arial Nova Cond" w:hAnsi="Arial Nova Cond" w:cs="Arial"/>
+                <w:color w:val="000000"/>
+                <w:kern w:val="0"/>
+                <w:sz w:val="20"/>
+                <w:szCs w:val="20"/>
+              </w:rPr>
+              <w:t>{{producto0}}</w:t>
+            </w:r>
+          </w:p>
+        </w:tc>
+      </w:tr>
+      <w:tr>
+        <w:trPr>
+          <w:trHeight w:val="756"/>
+          <w:jc w:val="center"/>
+        </w:trPr>
+        <w:tc>
+          <w:tcPr>
+            <w:tcW w:w="818" w:type="dxa"/>
+            <w:vMerge/>
             <w:vAlign w:val="center"/>
           </w:tcPr>
           <w:p>
@@ -7733,6 +7851,71 @@
               </w:tabs>
               <w:spacing w:line="276" w:lineRule="auto"/>
               <w:ind w:left="0"/>
+              <w:jc w:val="center"/>
+              <w:rPr>
+                <w:rFonts w:ascii="Arial Nova Cond" w:eastAsia="Calibri" w:hAnsi="Arial Nova Cond" w:cs="Times New Roman"/>
+                <w:b/>
+                <w:bCs/>
+                <w:sz w:val="20"/>
+                <w:szCs w:val="20"/>
+                <w:lang w:val="es-ES_tradnl"/>
+              </w:rPr>
+            </w:pPr>
+          </w:p>
+        </w:tc>
+        <w:tc>
+          <w:tcPr>
+            <w:tcW w:w="1018" w:type="dxa"/>
+            <w:vAlign w:val="center"/>
+          </w:tcPr>
+          <w:p>
+            <w:pPr>
+              <w:pStyle w:val="Prrafodelista"/>
+              <w:tabs>
+                <w:tab w:val="left" w:pos="0"/>
+                <w:tab w:val="left" w:pos="142"/>
+                <w:tab w:val="left" w:pos="284"/>
+              </w:tabs>
+              <w:spacing w:line="276" w:lineRule="auto"/>
+              <w:ind w:left="0"/>
+              <w:jc w:val="center"/>
+              <w:rPr>
+                <w:rFonts w:ascii="Arial Nova Cond" w:eastAsia="Calibri" w:hAnsi="Arial Nova Cond" w:cs="Times New Roman"/>
+                <w:b/>
+                <w:bCs/>
+                <w:sz w:val="20"/>
+                <w:szCs w:val="20"/>
+                <w:lang w:val="es-ES_tradnl"/>
+              </w:rPr>
+            </w:pPr>
+            <w:r>
+              <w:rPr>
+                <w:rFonts w:ascii="Arial Nova Cond" w:eastAsia="Calibri" w:hAnsi="Arial Nova Cond" w:cs="Times New Roman"/>
+                <w:b/>
+                <w:bCs/>
+                <w:sz w:val="20"/>
+                <w:szCs w:val="20"/>
+                <w:lang w:val="es-ES_tradnl"/>
+              </w:rPr>
+              <w:t>U 1</w:t>
+            </w:r>
+          </w:p>
+        </w:tc>
+        <w:tc>
+          <w:tcPr>
+            <w:tcW w:w="5379" w:type="dxa"/>
+            <w:vAlign w:val="center"/>
+          </w:tcPr>
+          <w:p>
+            <w:pPr>
+              <w:pStyle w:val="Prrafodelista"/>
+              <w:tabs>
+                <w:tab w:val="left" w:pos="0"/>
+                <w:tab w:val="left" w:pos="142"/>
+                <w:tab w:val="left" w:pos="284"/>
+              </w:tabs>
+              <w:spacing w:line="276" w:lineRule="auto"/>
+              <w:ind w:left="0"/>
               <w:jc w:val="both"/>
               <w:rPr>
                 <w:rFonts w:ascii="Arial Nova Cond" w:eastAsia="Calibri" w:hAnsi="Arial Nova Cond" w:cs="Times New Roman"/>
@@ -7748,13 +7931,13 @@
                 <w:szCs w:val="20"/>
                 <w:lang w:val="es-ES_tradnl"/>
               </w:rPr>
-              <w:t>{{situacionsignificativa0}}</w:t>
-            </w:r>
-          </w:p>
-        </w:tc>
-        <w:tc>
-          <w:tcPr>
-            <w:tcW w:w="2015" w:type="dxa"/>
+              <w:t>{{situacionsignificativa1}}</w:t>
+            </w:r>
+          </w:p>
+        </w:tc>
+        <w:tc>
+          <w:tcPr>
+            <w:tcW w:w="1984" w:type="dxa"/>
             <w:vAlign w:val="center"/>
           </w:tcPr>
           <w:p>
@@ -7765,7 +7948,7 @@
               <w:jc w:val="center"/>
               <w:rPr>
                 <w:rFonts w:ascii="Arial Nova Cond" w:hAnsi="Arial Nova Cond" w:cs="Arial"/>
-                <w:color w:val="000000"/>
+                <w:color w:val="000000" w:themeColor="text1"/>
                 <w:kern w:val="0"/>
                 <w:sz w:val="20"/>
                 <w:szCs w:val="20"/>
@@ -7779,13 +7962,13 @@
                 <w:sz w:val="20"/>
                 <w:szCs w:val="20"/>
               </w:rPr>
-              <w:t>{{titulosituacionsignificativa0}}</w:t>
-            </w:r>
-          </w:p>
-        </w:tc>
-        <w:tc>
-          <w:tcPr>
-            <w:tcW w:w="1634" w:type="dxa"/>
+              <w:t>{{titulosituacionsignificativa1}}</w:t>
+            </w:r>
+          </w:p>
+        </w:tc>
+        <w:tc>
+          <w:tcPr>
+            <w:tcW w:w="2693" w:type="dxa"/>
             <w:vAlign w:val="center"/>
           </w:tcPr>
           <w:p>
@@ -7810,13 +7993,13 @@
                 <w:sz w:val="20"/>
                 <w:szCs w:val="20"/>
               </w:rPr>
-              <w:t>{{competencias0}}</w:t>
-            </w:r>
-          </w:p>
-        </w:tc>
-        <w:tc>
-          <w:tcPr>
-            <w:tcW w:w="1337" w:type="dxa"/>
+              <w:t>{{campotematico1}}</w:t>
+            </w:r>
+          </w:p>
+        </w:tc>
+        <w:tc>
+          <w:tcPr>
+            <w:tcW w:w="1560" w:type="dxa"/>
             <w:vAlign w:val="center"/>
           </w:tcPr>
           <w:p>
@@ -7824,7 +8007,7 @@
               <w:autoSpaceDE w:val="0"/>
               <w:autoSpaceDN w:val="0"/>
               <w:adjustRightInd w:val="0"/>
-              <w:jc w:val="center"/>
+              <w:jc w:val="both"/>
               <w:rPr>
                 <w:rFonts w:ascii="Arial Nova Cond" w:hAnsi="Arial Nova Cond" w:cs="Arial"/>
                 <w:color w:val="000000"/>
@@ -7841,7 +8024,38 @@
                 <w:sz w:val="20"/>
                 <w:szCs w:val="20"/>
               </w:rPr>
-              <w:t>{{producto0}}</w:t>
+              <w:t>{{competencias1}}</w:t>
+            </w:r>
+          </w:p>
+        </w:tc>
+        <w:tc>
+          <w:tcPr>
+            <w:tcW w:w="1399" w:type="dxa"/>
+            <w:vAlign w:val="center"/>
+          </w:tcPr>
+          <w:p>
+            <w:pPr>
+              <w:autoSpaceDE w:val="0"/>
+              <w:autoSpaceDN w:val="0"/>
+              <w:adjustRightInd w:val="0"/>
+              <w:jc w:val="both"/>
+              <w:rPr>
+                <w:rFonts w:ascii="Arial Nova Cond" w:hAnsi="Arial Nova Cond" w:cs="Arial"/>
+                <w:color w:val="000000"/>
+                <w:kern w:val="0"/>
+                <w:sz w:val="20"/>
+                <w:szCs w:val="20"/>
+              </w:rPr>
+            </w:pPr>
+            <w:r>
+              <w:rPr>
+                <w:rFonts w:ascii="Arial Nova Cond" w:hAnsi="Arial Nova Cond" w:cs="Arial"/>
+                <w:color w:val="000000"/>
+                <w:kern w:val="0"/>
+                <w:sz w:val="20"/>
+                <w:szCs w:val="20"/>
+              </w:rPr>
+              <w:t>{{producto1}}</w:t>
             </w:r>
           </w:p>
         </w:tc>
@@ -7853,7 +8067,7 @@
         </w:trPr>
         <w:tc>
           <w:tcPr>
-            <w:tcW w:w="875" w:type="dxa"/>
+            <w:tcW w:w="818" w:type="dxa"/>
             <w:vMerge/>
             <w:vAlign w:val="center"/>
           </w:tcPr>
@@ -7881,7 +8095,7 @@
         </w:tc>
         <w:tc>
           <w:tcPr>
-            <w:tcW w:w="1095" w:type="dxa"/>
+            <w:tcW w:w="1018" w:type="dxa"/>
             <w:vAlign w:val="center"/>
           </w:tcPr>
           <w:p>
@@ -7913,39 +8127,13 @@
                 <w:szCs w:val="20"/>
                 <w:lang w:val="es-ES_tradnl"/>
               </w:rPr>
-              <w:t>U 1</w:t>
-            </w:r>
-          </w:p>
-        </w:tc>
-        <w:tc>
-          <w:tcPr>
-            <w:tcW w:w="1726" w:type="dxa"/>
-            <w:vAlign w:val="center"/>
-          </w:tcPr>
-          <w:p>
-            <w:pPr>
-              <w:pStyle w:val="NormalWeb"/>
-              <w:jc w:val="both"/>
-              <w:rPr>
-                <w:rFonts w:ascii="Arial Nova Cond" w:hAnsi="Arial Nova Cond"/>
-                <w:sz w:val="20"/>
-                <w:szCs w:val="20"/>
-              </w:rPr>
-            </w:pPr>
-            <w:r>
-              <w:rPr>
-                <w:rFonts w:ascii="Arial Nova Cond" w:eastAsia="Calibri" w:hAnsi="Arial Nova Cond"/>
-                <w:sz w:val="20"/>
-                <w:szCs w:val="20"/>
-                <w:lang w:val="es-ES_tradnl"/>
-              </w:rPr>
-              <w:t>{{problemapotencialidad1}}</w:t>
-            </w:r>
-          </w:p>
-        </w:tc>
-        <w:tc>
-          <w:tcPr>
-            <w:tcW w:w="6169" w:type="dxa"/>
+              <w:t>U 2</w:t>
+            </w:r>
+          </w:p>
+        </w:tc>
+        <w:tc>
+          <w:tcPr>
+            <w:tcW w:w="5379" w:type="dxa"/>
             <w:vAlign w:val="center"/>
           </w:tcPr>
           <w:p>
@@ -7973,13 +8161,13 @@
                 <w:szCs w:val="20"/>
                 <w:lang w:val="es-ES_tradnl"/>
               </w:rPr>
-              <w:t>{{situacionsignificativa1}}</w:t>
-            </w:r>
-          </w:p>
-        </w:tc>
-        <w:tc>
-          <w:tcPr>
-            <w:tcW w:w="2015" w:type="dxa"/>
+              <w:t>{{situacionsignificativa2}}</w:t>
+            </w:r>
+          </w:p>
+        </w:tc>
+        <w:tc>
+          <w:tcPr>
+            <w:tcW w:w="1984" w:type="dxa"/>
             <w:vAlign w:val="center"/>
           </w:tcPr>
           <w:p>
@@ -7990,7 +8178,7 @@
               <w:jc w:val="center"/>
               <w:rPr>
                 <w:rFonts w:ascii="Arial Nova Cond" w:hAnsi="Arial Nova Cond" w:cs="Arial"/>
-                <w:color w:val="000000" w:themeColor="text1"/>
+                <w:color w:val="000000"/>
                 <w:kern w:val="0"/>
                 <w:sz w:val="20"/>
                 <w:szCs w:val="20"/>
@@ -8004,13 +8192,13 @@
                 <w:sz w:val="20"/>
                 <w:szCs w:val="20"/>
               </w:rPr>
-              <w:t>{{titulosituacionsignificativa1}}</w:t>
-            </w:r>
-          </w:p>
-        </w:tc>
-        <w:tc>
-          <w:tcPr>
-            <w:tcW w:w="1634" w:type="dxa"/>
+              <w:t>{{titulosituacionsignificativa2}}</w:t>
+            </w:r>
+          </w:p>
+        </w:tc>
+        <w:tc>
+          <w:tcPr>
+            <w:tcW w:w="2693" w:type="dxa"/>
             <w:vAlign w:val="center"/>
           </w:tcPr>
           <w:p>
@@ -8035,13 +8223,13 @@
                 <w:sz w:val="20"/>
                 <w:szCs w:val="20"/>
               </w:rPr>
-              <w:t>{{competencias1}}</w:t>
-            </w:r>
-          </w:p>
-        </w:tc>
-        <w:tc>
-          <w:tcPr>
-            <w:tcW w:w="1337" w:type="dxa"/>
+              <w:t>{{campotematico2}}</w:t>
+            </w:r>
+          </w:p>
+        </w:tc>
+        <w:tc>
+          <w:tcPr>
+            <w:tcW w:w="1560" w:type="dxa"/>
             <w:vAlign w:val="center"/>
           </w:tcPr>
           <w:p>
@@ -8049,7 +8237,7 @@
               <w:autoSpaceDE w:val="0"/>
               <w:autoSpaceDN w:val="0"/>
               <w:adjustRightInd w:val="0"/>
-              <w:jc w:val="center"/>
+              <w:jc w:val="both"/>
               <w:rPr>
                 <w:rFonts w:ascii="Arial Nova Cond" w:hAnsi="Arial Nova Cond" w:cs="Arial"/>
                 <w:color w:val="000000"/>
@@ -8066,7 +8254,38 @@
                 <w:sz w:val="20"/>
                 <w:szCs w:val="20"/>
               </w:rPr>
-              <w:t>{{producto1}}</w:t>
+              <w:t>{{competencias2}}</w:t>
+            </w:r>
+          </w:p>
+        </w:tc>
+        <w:tc>
+          <w:tcPr>
+            <w:tcW w:w="1399" w:type="dxa"/>
+            <w:vAlign w:val="center"/>
+          </w:tcPr>
+          <w:p>
+            <w:pPr>
+              <w:autoSpaceDE w:val="0"/>
+              <w:autoSpaceDN w:val="0"/>
+              <w:adjustRightInd w:val="0"/>
+              <w:jc w:val="both"/>
+              <w:rPr>
+                <w:rFonts w:ascii="Arial Nova Cond" w:hAnsi="Arial Nova Cond" w:cs="Arial"/>
+                <w:color w:val="000000"/>
+                <w:kern w:val="0"/>
+                <w:sz w:val="20"/>
+                <w:szCs w:val="20"/>
+              </w:rPr>
+            </w:pPr>
+            <w:r>
+              <w:rPr>
+                <w:rFonts w:ascii="Arial Nova Cond" w:hAnsi="Arial Nova Cond" w:cs="Arial"/>
+                <w:color w:val="000000"/>
+                <w:kern w:val="0"/>
+                <w:sz w:val="20"/>
+                <w:szCs w:val="20"/>
+              </w:rPr>
+              <w:t>{{producto2}}</w:t>
             </w:r>
           </w:p>
         </w:tc>
@@ -8078,8 +8297,8 @@
         </w:trPr>
         <w:tc>
           <w:tcPr>
-            <w:tcW w:w="875" w:type="dxa"/>
-            <w:vMerge/>
+            <w:tcW w:w="818" w:type="dxa"/>
+            <w:vMerge w:val="restart"/>
             <w:vAlign w:val="center"/>
           </w:tcPr>
           <w:p>
@@ -8102,11 +8321,22 @@
                 <w:lang w:val="es-ES_tradnl"/>
               </w:rPr>
             </w:pPr>
-          </w:p>
-        </w:tc>
-        <w:tc>
-          <w:tcPr>
-            <w:tcW w:w="1095" w:type="dxa"/>
+            <w:r>
+              <w:rPr>
+                <w:rFonts w:ascii="Arial Nova Cond" w:eastAsia="Calibri" w:hAnsi="Arial Nova Cond" w:cs="Times New Roman"/>
+                <w:b/>
+                <w:bCs/>
+                <w:sz w:val="20"/>
+                <w:szCs w:val="20"/>
+                <w:lang w:val="es-ES_tradnl"/>
+              </w:rPr>
+              <w:t>II</w:t>
+            </w:r>
+          </w:p>
+        </w:tc>
+        <w:tc>
+          <w:tcPr>
+            <w:tcW w:w="1018" w:type="dxa"/>
             <w:vAlign w:val="center"/>
           </w:tcPr>
           <w:p>
@@ -8138,39 +8368,13 @@
                 <w:szCs w:val="20"/>
                 <w:lang w:val="es-ES_tradnl"/>
               </w:rPr>
-              <w:t>U 2</w:t>
-            </w:r>
-          </w:p>
-        </w:tc>
-        <w:tc>
-          <w:tcPr>
-            <w:tcW w:w="1726" w:type="dxa"/>
-            <w:vAlign w:val="center"/>
-          </w:tcPr>
-          <w:p>
-            <w:pPr>
-              <w:pStyle w:val="NormalWeb"/>
-              <w:jc w:val="both"/>
-              <w:rPr>
-                <w:rFonts w:ascii="Arial Nova Cond" w:eastAsia="Calibri" w:hAnsi="Arial Nova Cond"/>
-                <w:sz w:val="20"/>
-                <w:szCs w:val="20"/>
-              </w:rPr>
-            </w:pPr>
-            <w:r>
-              <w:rPr>
-                <w:rFonts w:ascii="Arial Nova Cond" w:eastAsia="Calibri" w:hAnsi="Arial Nova Cond"/>
-                <w:sz w:val="20"/>
-                <w:szCs w:val="20"/>
-                <w:lang w:val="es-ES_tradnl"/>
-              </w:rPr>
-              <w:t>{{problemapotencialidad2}}</w:t>
-            </w:r>
-          </w:p>
-        </w:tc>
-        <w:tc>
-          <w:tcPr>
-            <w:tcW w:w="6169" w:type="dxa"/>
+              <w:t>U 3</w:t>
+            </w:r>
+          </w:p>
+        </w:tc>
+        <w:tc>
+          <w:tcPr>
+            <w:tcW w:w="5379" w:type="dxa"/>
             <w:vAlign w:val="center"/>
           </w:tcPr>
           <w:p>
@@ -8186,6 +8390,7 @@
               <w:jc w:val="both"/>
               <w:rPr>
                 <w:rFonts w:ascii="Arial Nova Cond" w:eastAsia="Calibri" w:hAnsi="Arial Nova Cond" w:cs="Times New Roman"/>
+                <w:color w:val="000000" w:themeColor="text1"/>
                 <w:sz w:val="20"/>
                 <w:szCs w:val="20"/>
                 <w:lang w:val="es-ES_tradnl"/>
@@ -8198,13 +8403,13 @@
                 <w:szCs w:val="20"/>
                 <w:lang w:val="es-ES_tradnl"/>
               </w:rPr>
-              <w:t>{{situacionsignificativa2}}</w:t>
-            </w:r>
-          </w:p>
-        </w:tc>
-        <w:tc>
-          <w:tcPr>
-            <w:tcW w:w="2015" w:type="dxa"/>
+              <w:t>{{situacionsignificativa3}}</w:t>
+            </w:r>
+          </w:p>
+        </w:tc>
+        <w:tc>
+          <w:tcPr>
+            <w:tcW w:w="1984" w:type="dxa"/>
             <w:vAlign w:val="center"/>
           </w:tcPr>
           <w:p>
@@ -8215,7 +8420,7 @@
               <w:jc w:val="center"/>
               <w:rPr>
                 <w:rFonts w:ascii="Arial Nova Cond" w:hAnsi="Arial Nova Cond" w:cs="Arial"/>
-                <w:color w:val="000000"/>
+                <w:color w:val="215E99" w:themeColor="text2" w:themeTint="BF"/>
                 <w:kern w:val="0"/>
                 <w:sz w:val="20"/>
                 <w:szCs w:val="20"/>
@@ -8229,13 +8434,13 @@
                 <w:sz w:val="20"/>
                 <w:szCs w:val="20"/>
               </w:rPr>
-              <w:t>{{titulosituacionsignificativa2}}</w:t>
-            </w:r>
-          </w:p>
-        </w:tc>
-        <w:tc>
-          <w:tcPr>
-            <w:tcW w:w="1634" w:type="dxa"/>
+              <w:t>{{titulosituacionsignificativa3}}</w:t>
+            </w:r>
+          </w:p>
+        </w:tc>
+        <w:tc>
+          <w:tcPr>
+            <w:tcW w:w="2693" w:type="dxa"/>
             <w:vAlign w:val="center"/>
           </w:tcPr>
           <w:p>
@@ -8260,13 +8465,13 @@
                 <w:sz w:val="20"/>
                 <w:szCs w:val="20"/>
               </w:rPr>
-              <w:t>{{competencias2}}</w:t>
-            </w:r>
-          </w:p>
-        </w:tc>
-        <w:tc>
-          <w:tcPr>
-            <w:tcW w:w="1337" w:type="dxa"/>
+              <w:t>{{campotematico3}}</w:t>
+            </w:r>
+          </w:p>
+        </w:tc>
+        <w:tc>
+          <w:tcPr>
+            <w:tcW w:w="1560" w:type="dxa"/>
             <w:vAlign w:val="center"/>
           </w:tcPr>
           <w:p>
@@ -8274,7 +8479,7 @@
               <w:autoSpaceDE w:val="0"/>
               <w:autoSpaceDN w:val="0"/>
               <w:adjustRightInd w:val="0"/>
-              <w:jc w:val="center"/>
+              <w:jc w:val="both"/>
               <w:rPr>
                 <w:rFonts w:ascii="Arial Nova Cond" w:hAnsi="Arial Nova Cond" w:cs="Arial"/>
                 <w:color w:val="000000"/>
@@ -8291,7 +8496,38 @@
                 <w:sz w:val="20"/>
                 <w:szCs w:val="20"/>
               </w:rPr>
-              <w:t>{{producto2}}</w:t>
+              <w:t>{{competencias3}}</w:t>
+            </w:r>
+          </w:p>
+        </w:tc>
+        <w:tc>
+          <w:tcPr>
+            <w:tcW w:w="1399" w:type="dxa"/>
+            <w:vAlign w:val="center"/>
+          </w:tcPr>
+          <w:p>
+            <w:pPr>
+              <w:autoSpaceDE w:val="0"/>
+              <w:autoSpaceDN w:val="0"/>
+              <w:adjustRightInd w:val="0"/>
+              <w:jc w:val="both"/>
+              <w:rPr>
+                <w:rFonts w:ascii="Arial Nova Cond" w:hAnsi="Arial Nova Cond" w:cs="Arial"/>
+                <w:color w:val="000000"/>
+                <w:kern w:val="0"/>
+                <w:sz w:val="20"/>
+                <w:szCs w:val="20"/>
+              </w:rPr>
+            </w:pPr>
+            <w:r>
+              <w:rPr>
+                <w:rFonts w:ascii="Arial Nova Cond" w:hAnsi="Arial Nova Cond" w:cs="Arial"/>
+                <w:color w:val="000000"/>
+                <w:kern w:val="0"/>
+                <w:sz w:val="20"/>
+                <w:szCs w:val="20"/>
+              </w:rPr>
+              <w:t>{{producto3}}</w:t>
             </w:r>
           </w:p>
         </w:tc>
@@ -8303,8 +8539,8 @@
         </w:trPr>
         <w:tc>
           <w:tcPr>
-            <w:tcW w:w="875" w:type="dxa"/>
-            <w:vMerge w:val="restart"/>
+            <w:tcW w:w="818" w:type="dxa"/>
+            <w:vMerge/>
             <w:vAlign w:val="center"/>
           </w:tcPr>
           <w:p>
@@ -8327,22 +8563,11 @@
                 <w:lang w:val="es-ES_tradnl"/>
               </w:rPr>
             </w:pPr>
-            <w:r>
-              <w:rPr>
-                <w:rFonts w:ascii="Arial Nova Cond" w:eastAsia="Calibri" w:hAnsi="Arial Nova Cond" w:cs="Times New Roman"/>
-                <w:b/>
-                <w:bCs/>
-                <w:sz w:val="20"/>
-                <w:szCs w:val="20"/>
-                <w:lang w:val="es-ES_tradnl"/>
-              </w:rPr>
-              <w:t>II</w:t>
-            </w:r>
-          </w:p>
-        </w:tc>
-        <w:tc>
-          <w:tcPr>
-            <w:tcW w:w="1095" w:type="dxa"/>
+          </w:p>
+        </w:tc>
+        <w:tc>
+          <w:tcPr>
+            <w:tcW w:w="1018" w:type="dxa"/>
             <w:vAlign w:val="center"/>
           </w:tcPr>
           <w:p>
@@ -8374,39 +8599,13 @@
                 <w:szCs w:val="20"/>
                 <w:lang w:val="es-ES_tradnl"/>
               </w:rPr>
-              <w:t>U 3</w:t>
-            </w:r>
-          </w:p>
-        </w:tc>
-        <w:tc>
-          <w:tcPr>
-            <w:tcW w:w="1726" w:type="dxa"/>
-            <w:vAlign w:val="center"/>
-          </w:tcPr>
-          <w:p>
-            <w:pPr>
-              <w:pStyle w:val="Sinespaciado"/>
-              <w:jc w:val="both"/>
-              <w:rPr>
-                <w:rFonts w:ascii="Arial Nova Cond" w:eastAsia="Times New Roman" w:hAnsi="Arial Nova Cond" w:cs="Times New Roman"/>
-                <w:sz w:val="20"/>
-                <w:szCs w:val="20"/>
-              </w:rPr>
-            </w:pPr>
-            <w:r>
-              <w:rPr>
-                <w:rFonts w:ascii="Arial Nova Cond" w:eastAsia="Calibri" w:hAnsi="Arial Nova Cond" w:cs="Times New Roman"/>
-                <w:sz w:val="20"/>
-                <w:szCs w:val="20"/>
-                <w:lang w:val="es-ES_tradnl"/>
-              </w:rPr>
-              <w:t>{{problemapotencialidad3}}</w:t>
-            </w:r>
-          </w:p>
-        </w:tc>
-        <w:tc>
-          <w:tcPr>
-            <w:tcW w:w="6169" w:type="dxa"/>
+              <w:t>U 4</w:t>
+            </w:r>
+          </w:p>
+        </w:tc>
+        <w:tc>
+          <w:tcPr>
+            <w:tcW w:w="5379" w:type="dxa"/>
             <w:vAlign w:val="center"/>
           </w:tcPr>
           <w:p>
@@ -8435,13 +8634,13 @@
                 <w:szCs w:val="20"/>
                 <w:lang w:val="es-ES_tradnl"/>
               </w:rPr>
-              <w:t>{{situacionsignificativa3}}</w:t>
-            </w:r>
-          </w:p>
-        </w:tc>
-        <w:tc>
-          <w:tcPr>
-            <w:tcW w:w="2015" w:type="dxa"/>
+              <w:t>{{situacionsignificativa4}}</w:t>
+            </w:r>
+          </w:p>
+        </w:tc>
+        <w:tc>
+          <w:tcPr>
+            <w:tcW w:w="1984" w:type="dxa"/>
             <w:vAlign w:val="center"/>
           </w:tcPr>
           <w:p>
@@ -8452,7 +8651,7 @@
               <w:jc w:val="center"/>
               <w:rPr>
                 <w:rFonts w:ascii="Arial Nova Cond" w:hAnsi="Arial Nova Cond" w:cs="Arial"/>
-                <w:color w:val="215E99" w:themeColor="text2" w:themeTint="BF"/>
+                <w:color w:val="000000" w:themeColor="text1"/>
                 <w:kern w:val="0"/>
                 <w:sz w:val="20"/>
                 <w:szCs w:val="20"/>
@@ -8466,13 +8665,13 @@
                 <w:sz w:val="20"/>
                 <w:szCs w:val="20"/>
               </w:rPr>
-              <w:t>{{titulosituacionsignificativa3}}</w:t>
-            </w:r>
-          </w:p>
-        </w:tc>
-        <w:tc>
-          <w:tcPr>
-            <w:tcW w:w="1634" w:type="dxa"/>
+              <w:t>{{titulosituacionsignificativa4}}</w:t>
+            </w:r>
+          </w:p>
+        </w:tc>
+        <w:tc>
+          <w:tcPr>
+            <w:tcW w:w="2693" w:type="dxa"/>
             <w:vAlign w:val="center"/>
           </w:tcPr>
           <w:p>
@@ -8497,13 +8696,13 @@
                 <w:sz w:val="20"/>
                 <w:szCs w:val="20"/>
               </w:rPr>
-              <w:t>{{competencias3}}</w:t>
-            </w:r>
-          </w:p>
-        </w:tc>
-        <w:tc>
-          <w:tcPr>
-            <w:tcW w:w="1337" w:type="dxa"/>
+              <w:t>{{campotematico4}}</w:t>
+            </w:r>
+          </w:p>
+        </w:tc>
+        <w:tc>
+          <w:tcPr>
+            <w:tcW w:w="1560" w:type="dxa"/>
             <w:vAlign w:val="center"/>
           </w:tcPr>
           <w:p>
@@ -8511,7 +8710,7 @@
               <w:autoSpaceDE w:val="0"/>
               <w:autoSpaceDN w:val="0"/>
               <w:adjustRightInd w:val="0"/>
-              <w:jc w:val="center"/>
+              <w:jc w:val="both"/>
               <w:rPr>
                 <w:rFonts w:ascii="Arial Nova Cond" w:hAnsi="Arial Nova Cond" w:cs="Arial"/>
                 <w:color w:val="000000"/>
@@ -8528,7 +8727,38 @@
                 <w:sz w:val="20"/>
                 <w:szCs w:val="20"/>
               </w:rPr>
-              <w:t>{{producto3}}</w:t>
+              <w:t>{{competencias4}}</w:t>
+            </w:r>
+          </w:p>
+        </w:tc>
+        <w:tc>
+          <w:tcPr>
+            <w:tcW w:w="1399" w:type="dxa"/>
+            <w:vAlign w:val="center"/>
+          </w:tcPr>
+          <w:p>
+            <w:pPr>
+              <w:autoSpaceDE w:val="0"/>
+              <w:autoSpaceDN w:val="0"/>
+              <w:adjustRightInd w:val="0"/>
+              <w:jc w:val="both"/>
+              <w:rPr>
+                <w:rFonts w:ascii="Arial Nova Cond" w:hAnsi="Arial Nova Cond" w:cs="Arial"/>
+                <w:color w:val="000000"/>
+                <w:kern w:val="0"/>
+                <w:sz w:val="20"/>
+                <w:szCs w:val="20"/>
+              </w:rPr>
+            </w:pPr>
+            <w:r>
+              <w:rPr>
+                <w:rFonts w:ascii="Arial Nova Cond" w:hAnsi="Arial Nova Cond" w:cs="Arial"/>
+                <w:color w:val="000000"/>
+                <w:kern w:val="0"/>
+                <w:sz w:val="20"/>
+                <w:szCs w:val="20"/>
+              </w:rPr>
+              <w:t>{{producto4}}</w:t>
             </w:r>
           </w:p>
         </w:tc>
@@ -8540,8 +8770,8 @@
         </w:trPr>
         <w:tc>
           <w:tcPr>
-            <w:tcW w:w="875" w:type="dxa"/>
-            <w:vMerge/>
+            <w:tcW w:w="818" w:type="dxa"/>
+            <w:vMerge w:val="restart"/>
             <w:vAlign w:val="center"/>
           </w:tcPr>
           <w:p>
@@ -8564,11 +8794,22 @@
                 <w:lang w:val="es-ES_tradnl"/>
               </w:rPr>
             </w:pPr>
-          </w:p>
-        </w:tc>
-        <w:tc>
-          <w:tcPr>
-            <w:tcW w:w="1095" w:type="dxa"/>
+            <w:r>
+              <w:rPr>
+                <w:rFonts w:ascii="Arial Nova Cond" w:eastAsia="Calibri" w:hAnsi="Arial Nova Cond" w:cs="Times New Roman"/>
+                <w:b/>
+                <w:bCs/>
+                <w:sz w:val="20"/>
+                <w:szCs w:val="20"/>
+                <w:lang w:val="es-ES_tradnl"/>
+              </w:rPr>
+              <w:t>III</w:t>
+            </w:r>
+          </w:p>
+        </w:tc>
+        <w:tc>
+          <w:tcPr>
+            <w:tcW w:w="1018" w:type="dxa"/>
             <w:vAlign w:val="center"/>
           </w:tcPr>
           <w:p>
@@ -8600,39 +8841,13 @@
                 <w:szCs w:val="20"/>
                 <w:lang w:val="es-ES_tradnl"/>
               </w:rPr>
-              <w:t>U 4</w:t>
-            </w:r>
-          </w:p>
-        </w:tc>
-        <w:tc>
-          <w:tcPr>
-            <w:tcW w:w="1726" w:type="dxa"/>
-            <w:vAlign w:val="center"/>
-          </w:tcPr>
-          <w:p>
-            <w:pPr>
-              <w:pStyle w:val="Sinespaciado"/>
-              <w:jc w:val="both"/>
-              <w:rPr>
-                <w:rFonts w:ascii="Arial Nova Cond" w:hAnsi="Arial Nova Cond"/>
-                <w:sz w:val="20"/>
-                <w:szCs w:val="20"/>
-              </w:rPr>
-            </w:pPr>
-            <w:r>
-              <w:rPr>
-                <w:rFonts w:ascii="Arial Nova Cond" w:eastAsia="Calibri" w:hAnsi="Arial Nova Cond" w:cs="Times New Roman"/>
-                <w:sz w:val="20"/>
-                <w:szCs w:val="20"/>
-                <w:lang w:val="es-ES_tradnl"/>
-              </w:rPr>
-              <w:t>{{problemapotencialidad4}}</w:t>
-            </w:r>
-          </w:p>
-        </w:tc>
-        <w:tc>
-          <w:tcPr>
-            <w:tcW w:w="6169" w:type="dxa"/>
+              <w:t>U 5</w:t>
+            </w:r>
+          </w:p>
+        </w:tc>
+        <w:tc>
+          <w:tcPr>
+            <w:tcW w:w="5379" w:type="dxa"/>
             <w:vAlign w:val="center"/>
           </w:tcPr>
           <w:p>
@@ -8661,13 +8876,13 @@
                 <w:szCs w:val="20"/>
                 <w:lang w:val="es-ES_tradnl"/>
               </w:rPr>
-              <w:t>{{situacionsignificativa4}}</w:t>
-            </w:r>
-          </w:p>
-        </w:tc>
-        <w:tc>
-          <w:tcPr>
-            <w:tcW w:w="2015" w:type="dxa"/>
+              <w:t xml:space="preserve">{{situacionsignificativa5}} </w:t>
+            </w:r>
+          </w:p>
+        </w:tc>
+        <w:tc>
+          <w:tcPr>
+            <w:tcW w:w="1984" w:type="dxa"/>
             <w:vAlign w:val="center"/>
           </w:tcPr>
           <w:p>
@@ -8692,13 +8907,13 @@
                 <w:sz w:val="20"/>
                 <w:szCs w:val="20"/>
               </w:rPr>
-              <w:t>{{titulosituacionsignificativa4}}</w:t>
-            </w:r>
-          </w:p>
-        </w:tc>
-        <w:tc>
-          <w:tcPr>
-            <w:tcW w:w="1634" w:type="dxa"/>
+              <w:t>{{titulosituacionsignificativa5}}</w:t>
+            </w:r>
+          </w:p>
+        </w:tc>
+        <w:tc>
+          <w:tcPr>
+            <w:tcW w:w="2693" w:type="dxa"/>
             <w:vAlign w:val="center"/>
           </w:tcPr>
           <w:p>
@@ -8723,13 +8938,13 @@
                 <w:sz w:val="20"/>
                 <w:szCs w:val="20"/>
               </w:rPr>
-              <w:t>{{competencias4}}</w:t>
-            </w:r>
-          </w:p>
-        </w:tc>
-        <w:tc>
-          <w:tcPr>
-            <w:tcW w:w="1337" w:type="dxa"/>
+              <w:t>{{campotematico5}}</w:t>
+            </w:r>
+          </w:p>
+        </w:tc>
+        <w:tc>
+          <w:tcPr>
+            <w:tcW w:w="1560" w:type="dxa"/>
             <w:vAlign w:val="center"/>
           </w:tcPr>
           <w:p>
@@ -8737,7 +8952,7 @@
               <w:autoSpaceDE w:val="0"/>
               <w:autoSpaceDN w:val="0"/>
               <w:adjustRightInd w:val="0"/>
-              <w:jc w:val="center"/>
+              <w:jc w:val="both"/>
               <w:rPr>
                 <w:rFonts w:ascii="Arial Nova Cond" w:hAnsi="Arial Nova Cond" w:cs="Arial"/>
                 <w:color w:val="000000"/>
@@ -8754,7 +8969,38 @@
                 <w:sz w:val="20"/>
                 <w:szCs w:val="20"/>
               </w:rPr>
-              <w:t>{{producto4}}</w:t>
+              <w:t>{{competencias5}}</w:t>
+            </w:r>
+          </w:p>
+        </w:tc>
+        <w:tc>
+          <w:tcPr>
+            <w:tcW w:w="1399" w:type="dxa"/>
+            <w:vAlign w:val="center"/>
+          </w:tcPr>
+          <w:p>
+            <w:pPr>
+              <w:autoSpaceDE w:val="0"/>
+              <w:autoSpaceDN w:val="0"/>
+              <w:adjustRightInd w:val="0"/>
+              <w:jc w:val="both"/>
+              <w:rPr>
+                <w:rFonts w:ascii="Arial Nova Cond" w:hAnsi="Arial Nova Cond" w:cs="Arial"/>
+                <w:color w:val="000000"/>
+                <w:kern w:val="0"/>
+                <w:sz w:val="20"/>
+                <w:szCs w:val="20"/>
+              </w:rPr>
+            </w:pPr>
+            <w:r>
+              <w:rPr>
+                <w:rFonts w:ascii="Arial Nova Cond" w:hAnsi="Arial Nova Cond" w:cs="Arial"/>
+                <w:color w:val="000000"/>
+                <w:kern w:val="0"/>
+                <w:sz w:val="20"/>
+                <w:szCs w:val="20"/>
+              </w:rPr>
+              <w:t>{{producto5}}</w:t>
             </w:r>
           </w:p>
         </w:tc>
@@ -8766,8 +9012,8 @@
         </w:trPr>
         <w:tc>
           <w:tcPr>
-            <w:tcW w:w="875" w:type="dxa"/>
-            <w:vMerge w:val="restart"/>
+            <w:tcW w:w="818" w:type="dxa"/>
+            <w:vMerge/>
             <w:vAlign w:val="center"/>
           </w:tcPr>
           <w:p>
@@ -8790,22 +9036,11 @@
                 <w:lang w:val="es-ES_tradnl"/>
               </w:rPr>
             </w:pPr>
-            <w:r>
-              <w:rPr>
-                <w:rFonts w:ascii="Arial Nova Cond" w:eastAsia="Calibri" w:hAnsi="Arial Nova Cond" w:cs="Times New Roman"/>
-                <w:b/>
-                <w:bCs/>
-                <w:sz w:val="20"/>
-                <w:szCs w:val="20"/>
-                <w:lang w:val="es-ES_tradnl"/>
-              </w:rPr>
-              <w:t>III</w:t>
-            </w:r>
-          </w:p>
-        </w:tc>
-        <w:tc>
-          <w:tcPr>
-            <w:tcW w:w="1095" w:type="dxa"/>
+          </w:p>
+        </w:tc>
+        <w:tc>
+          <w:tcPr>
+            <w:tcW w:w="1018" w:type="dxa"/>
             <w:vAlign w:val="center"/>
           </w:tcPr>
           <w:p>
@@ -8837,40 +9072,13 @@
                 <w:szCs w:val="20"/>
                 <w:lang w:val="es-ES_tradnl"/>
               </w:rPr>
-              <w:t>U 5</w:t>
-            </w:r>
-          </w:p>
-        </w:tc>
-        <w:tc>
-          <w:tcPr>
-            <w:tcW w:w="1726" w:type="dxa"/>
-            <w:vAlign w:val="center"/>
-          </w:tcPr>
-          <w:p>
-            <w:pPr>
-              <w:pStyle w:val="Sinespaciado"/>
-              <w:jc w:val="both"/>
-              <w:rPr>
-                <w:rFonts w:ascii="Arial Nova Cond" w:hAnsi="Arial Nova Cond"/>
-                <w:color w:val="000000" w:themeColor="text1"/>
-                <w:sz w:val="20"/>
-                <w:szCs w:val="20"/>
-              </w:rPr>
-            </w:pPr>
-            <w:r>
-              <w:rPr>
-                <w:rFonts w:ascii="Arial Nova Cond" w:eastAsia="Calibri" w:hAnsi="Arial Nova Cond" w:cs="Times New Roman"/>
-                <w:sz w:val="20"/>
-                <w:szCs w:val="20"/>
-                <w:lang w:val="es-ES_tradnl"/>
-              </w:rPr>
-              <w:t>{{problemapotencialidad5}}</w:t>
-            </w:r>
-          </w:p>
-        </w:tc>
-        <w:tc>
-          <w:tcPr>
-            <w:tcW w:w="6169" w:type="dxa"/>
+              <w:t>U 6</w:t>
+            </w:r>
+          </w:p>
+        </w:tc>
+        <w:tc>
+          <w:tcPr>
+            <w:tcW w:w="5379" w:type="dxa"/>
             <w:vAlign w:val="center"/>
           </w:tcPr>
           <w:p>
@@ -8886,7 +9094,6 @@
               <w:jc w:val="both"/>
               <w:rPr>
                 <w:rFonts w:ascii="Arial Nova Cond" w:eastAsia="Calibri" w:hAnsi="Arial Nova Cond" w:cs="Times New Roman"/>
-                <w:color w:val="000000" w:themeColor="text1"/>
                 <w:sz w:val="20"/>
                 <w:szCs w:val="20"/>
                 <w:lang w:val="es-ES_tradnl"/>
@@ -8899,13 +9106,13 @@
                 <w:szCs w:val="20"/>
                 <w:lang w:val="es-ES_tradnl"/>
               </w:rPr>
-              <w:t>{{situacionsignificativa5}}</w:t>
-            </w:r>
-          </w:p>
-        </w:tc>
-        <w:tc>
-          <w:tcPr>
-            <w:tcW w:w="2015" w:type="dxa"/>
+              <w:t>{{situacionsignificativa6}}</w:t>
+            </w:r>
+          </w:p>
+        </w:tc>
+        <w:tc>
+          <w:tcPr>
+            <w:tcW w:w="1984" w:type="dxa"/>
             <w:vAlign w:val="center"/>
           </w:tcPr>
           <w:p>
@@ -8916,7 +9123,7 @@
               <w:jc w:val="center"/>
               <w:rPr>
                 <w:rFonts w:ascii="Arial Nova Cond" w:hAnsi="Arial Nova Cond" w:cs="Arial"/>
-                <w:color w:val="000000" w:themeColor="text1"/>
+                <w:color w:val="0070C0"/>
                 <w:kern w:val="0"/>
                 <w:sz w:val="20"/>
                 <w:szCs w:val="20"/>
@@ -8930,13 +9137,13 @@
                 <w:sz w:val="20"/>
                 <w:szCs w:val="20"/>
               </w:rPr>
-              <w:t>{{titulosituacionsignificativa5}}</w:t>
-            </w:r>
-          </w:p>
-        </w:tc>
-        <w:tc>
-          <w:tcPr>
-            <w:tcW w:w="1634" w:type="dxa"/>
+              <w:t>{{titulosituacionsignificativa6}}</w:t>
+            </w:r>
+          </w:p>
+        </w:tc>
+        <w:tc>
+          <w:tcPr>
+            <w:tcW w:w="2693" w:type="dxa"/>
             <w:vAlign w:val="center"/>
           </w:tcPr>
           <w:p>
@@ -8961,13 +9168,13 @@
                 <w:sz w:val="20"/>
                 <w:szCs w:val="20"/>
               </w:rPr>
-              <w:t>{{competencias5}}</w:t>
-            </w:r>
-          </w:p>
-        </w:tc>
-        <w:tc>
-          <w:tcPr>
-            <w:tcW w:w="1337" w:type="dxa"/>
+              <w:t>{{campotematico6}}</w:t>
+            </w:r>
+          </w:p>
+        </w:tc>
+        <w:tc>
+          <w:tcPr>
+            <w:tcW w:w="1560" w:type="dxa"/>
             <w:vAlign w:val="center"/>
           </w:tcPr>
           <w:p>
@@ -8975,7 +9182,7 @@
               <w:autoSpaceDE w:val="0"/>
               <w:autoSpaceDN w:val="0"/>
               <w:adjustRightInd w:val="0"/>
-              <w:jc w:val="center"/>
+              <w:jc w:val="both"/>
               <w:rPr>
                 <w:rFonts w:ascii="Arial Nova Cond" w:hAnsi="Arial Nova Cond" w:cs="Arial"/>
                 <w:color w:val="000000"/>
@@ -8992,7 +9199,38 @@
                 <w:sz w:val="20"/>
                 <w:szCs w:val="20"/>
               </w:rPr>
-              <w:t>{{producto5}}</w:t>
+              <w:t>{{competencias6}}</w:t>
+            </w:r>
+          </w:p>
+        </w:tc>
+        <w:tc>
+          <w:tcPr>
+            <w:tcW w:w="1399" w:type="dxa"/>
+            <w:vAlign w:val="center"/>
+          </w:tcPr>
+          <w:p>
+            <w:pPr>
+              <w:autoSpaceDE w:val="0"/>
+              <w:autoSpaceDN w:val="0"/>
+              <w:adjustRightInd w:val="0"/>
+              <w:jc w:val="both"/>
+              <w:rPr>
+                <w:rFonts w:ascii="Arial Nova Cond" w:hAnsi="Arial Nova Cond" w:cs="Arial"/>
+                <w:color w:val="000000"/>
+                <w:kern w:val="0"/>
+                <w:sz w:val="20"/>
+                <w:szCs w:val="20"/>
+              </w:rPr>
+            </w:pPr>
+            <w:r>
+              <w:rPr>
+                <w:rFonts w:ascii="Arial Nova Cond" w:hAnsi="Arial Nova Cond" w:cs="Arial"/>
+                <w:color w:val="000000"/>
+                <w:kern w:val="0"/>
+                <w:sz w:val="20"/>
+                <w:szCs w:val="20"/>
+              </w:rPr>
+              <w:t>{{producto6}}</w:t>
             </w:r>
           </w:p>
         </w:tc>
@@ -9004,8 +9242,8 @@
         </w:trPr>
         <w:tc>
           <w:tcPr>
-            <w:tcW w:w="875" w:type="dxa"/>
-            <w:vMerge/>
+            <w:tcW w:w="818" w:type="dxa"/>
+            <w:vMerge w:val="restart"/>
             <w:vAlign w:val="center"/>
           </w:tcPr>
           <w:p>
@@ -9028,11 +9266,22 @@
                 <w:lang w:val="es-ES_tradnl"/>
               </w:rPr>
             </w:pPr>
-          </w:p>
-        </w:tc>
-        <w:tc>
-          <w:tcPr>
-            <w:tcW w:w="1095" w:type="dxa"/>
+            <w:r>
+              <w:rPr>
+                <w:rFonts w:ascii="Arial Nova Cond" w:eastAsia="Calibri" w:hAnsi="Arial Nova Cond" w:cs="Times New Roman"/>
+                <w:b/>
+                <w:bCs/>
+                <w:sz w:val="20"/>
+                <w:szCs w:val="20"/>
+                <w:lang w:val="es-ES_tradnl"/>
+              </w:rPr>
+              <w:t>IV</w:t>
+            </w:r>
+          </w:p>
+        </w:tc>
+        <w:tc>
+          <w:tcPr>
+            <w:tcW w:w="1018" w:type="dxa"/>
             <w:vAlign w:val="center"/>
           </w:tcPr>
           <w:p>
@@ -9064,39 +9313,13 @@
                 <w:szCs w:val="20"/>
                 <w:lang w:val="es-ES_tradnl"/>
               </w:rPr>
-              <w:t>U 6</w:t>
-            </w:r>
-          </w:p>
-        </w:tc>
-        <w:tc>
-          <w:tcPr>
-            <w:tcW w:w="1726" w:type="dxa"/>
-            <w:vAlign w:val="center"/>
-          </w:tcPr>
-          <w:p>
-            <w:pPr>
-              <w:pStyle w:val="Sinespaciado"/>
-              <w:jc w:val="both"/>
-              <w:rPr>
-                <w:rFonts w:ascii="Arial Nova Cond" w:hAnsi="Arial Nova Cond"/>
-                <w:sz w:val="20"/>
-                <w:szCs w:val="20"/>
-              </w:rPr>
-            </w:pPr>
-            <w:r>
-              <w:rPr>
-                <w:rFonts w:ascii="Arial Nova Cond" w:eastAsia="Calibri" w:hAnsi="Arial Nova Cond" w:cs="Times New Roman"/>
-                <w:sz w:val="20"/>
-                <w:szCs w:val="20"/>
-                <w:lang w:val="es-ES_tradnl"/>
-              </w:rPr>
-              <w:t>{{problemapotencialidad6}}</w:t>
-            </w:r>
-          </w:p>
-        </w:tc>
-        <w:tc>
-          <w:tcPr>
-            <w:tcW w:w="6169" w:type="dxa"/>
+              <w:t>U 7</w:t>
+            </w:r>
+          </w:p>
+        </w:tc>
+        <w:tc>
+          <w:tcPr>
+            <w:tcW w:w="5379" w:type="dxa"/>
             <w:vAlign w:val="center"/>
           </w:tcPr>
           <w:p>
@@ -9111,26 +9334,26 @@
               <w:ind w:left="0"/>
               <w:jc w:val="both"/>
               <w:rPr>
+                <w:rFonts w:ascii="Arial Nova Cond" w:hAnsi="Arial Nova Cond"/>
+                <w:color w:val="000000" w:themeColor="text1"/>
+                <w:sz w:val="20"/>
+                <w:szCs w:val="20"/>
+              </w:rPr>
+            </w:pPr>
+            <w:r>
+              <w:rPr>
                 <w:rFonts w:ascii="Arial Nova Cond" w:eastAsia="Calibri" w:hAnsi="Arial Nova Cond" w:cs="Times New Roman"/>
                 <w:sz w:val="20"/>
                 <w:szCs w:val="20"/>
                 <w:lang w:val="es-ES_tradnl"/>
               </w:rPr>
-            </w:pPr>
-            <w:r>
-              <w:rPr>
-                <w:rFonts w:ascii="Arial Nova Cond" w:eastAsia="Calibri" w:hAnsi="Arial Nova Cond" w:cs="Times New Roman"/>
-                <w:sz w:val="20"/>
-                <w:szCs w:val="20"/>
-                <w:lang w:val="es-ES_tradnl"/>
-              </w:rPr>
-              <w:t>{{situacionsignificativa6}}</w:t>
-            </w:r>
-          </w:p>
-        </w:tc>
-        <w:tc>
-          <w:tcPr>
-            <w:tcW w:w="2015" w:type="dxa"/>
+              <w:t>{{situacionsignificativa7}}</w:t>
+            </w:r>
+          </w:p>
+        </w:tc>
+        <w:tc>
+          <w:tcPr>
+            <w:tcW w:w="1984" w:type="dxa"/>
             <w:vAlign w:val="center"/>
           </w:tcPr>
           <w:p>
@@ -9141,7 +9364,7 @@
               <w:jc w:val="center"/>
               <w:rPr>
                 <w:rFonts w:ascii="Arial Nova Cond" w:hAnsi="Arial Nova Cond" w:cs="Arial"/>
-                <w:color w:val="0070C0"/>
+                <w:color w:val="000000" w:themeColor="text1"/>
                 <w:kern w:val="0"/>
                 <w:sz w:val="20"/>
                 <w:szCs w:val="20"/>
@@ -9155,13 +9378,13 @@
                 <w:sz w:val="20"/>
                 <w:szCs w:val="20"/>
               </w:rPr>
-              <w:t>{{titulosituacionsignificativa6}}</w:t>
-            </w:r>
-          </w:p>
-        </w:tc>
-        <w:tc>
-          <w:tcPr>
-            <w:tcW w:w="1634" w:type="dxa"/>
+              <w:t>{{titulosituacionsignificativa7}}</w:t>
+            </w:r>
+          </w:p>
+        </w:tc>
+        <w:tc>
+          <w:tcPr>
+            <w:tcW w:w="2693" w:type="dxa"/>
             <w:vAlign w:val="center"/>
           </w:tcPr>
           <w:p>
@@ -9186,13 +9409,13 @@
                 <w:sz w:val="20"/>
                 <w:szCs w:val="20"/>
               </w:rPr>
-              <w:t>{{competencias6}}</w:t>
-            </w:r>
-          </w:p>
-        </w:tc>
-        <w:tc>
-          <w:tcPr>
-            <w:tcW w:w="1337" w:type="dxa"/>
+              <w:t>{{campotematico7}}</w:t>
+            </w:r>
+          </w:p>
+        </w:tc>
+        <w:tc>
+          <w:tcPr>
+            <w:tcW w:w="1560" w:type="dxa"/>
             <w:vAlign w:val="center"/>
           </w:tcPr>
           <w:p>
@@ -9200,7 +9423,7 @@
               <w:autoSpaceDE w:val="0"/>
               <w:autoSpaceDN w:val="0"/>
               <w:adjustRightInd w:val="0"/>
-              <w:jc w:val="center"/>
+              <w:jc w:val="both"/>
               <w:rPr>
                 <w:rFonts w:ascii="Arial Nova Cond" w:hAnsi="Arial Nova Cond" w:cs="Arial"/>
                 <w:color w:val="000000"/>
@@ -9217,7 +9440,38 @@
                 <w:sz w:val="20"/>
                 <w:szCs w:val="20"/>
               </w:rPr>
-              <w:t>{{producto6}}</w:t>
+              <w:t>{{competencias7}}</w:t>
+            </w:r>
+          </w:p>
+        </w:tc>
+        <w:tc>
+          <w:tcPr>
+            <w:tcW w:w="1399" w:type="dxa"/>
+            <w:vAlign w:val="center"/>
+          </w:tcPr>
+          <w:p>
+            <w:pPr>
+              <w:autoSpaceDE w:val="0"/>
+              <w:autoSpaceDN w:val="0"/>
+              <w:adjustRightInd w:val="0"/>
+              <w:jc w:val="both"/>
+              <w:rPr>
+                <w:rFonts w:ascii="Arial Nova Cond" w:hAnsi="Arial Nova Cond" w:cs="Arial"/>
+                <w:color w:val="000000"/>
+                <w:kern w:val="0"/>
+                <w:sz w:val="20"/>
+                <w:szCs w:val="20"/>
+              </w:rPr>
+            </w:pPr>
+            <w:r>
+              <w:rPr>
+                <w:rFonts w:ascii="Arial Nova Cond" w:hAnsi="Arial Nova Cond" w:cs="Arial"/>
+                <w:color w:val="000000"/>
+                <w:kern w:val="0"/>
+                <w:sz w:val="20"/>
+                <w:szCs w:val="20"/>
+              </w:rPr>
+              <w:t>{{producto7}}</w:t>
             </w:r>
           </w:p>
         </w:tc>
@@ -9229,8 +9483,8 @@
         </w:trPr>
         <w:tc>
           <w:tcPr>
-            <w:tcW w:w="875" w:type="dxa"/>
-            <w:vMerge w:val="restart"/>
+            <w:tcW w:w="818" w:type="dxa"/>
+            <w:vMerge/>
             <w:vAlign w:val="center"/>
           </w:tcPr>
           <w:p>
@@ -9253,22 +9507,11 @@
                 <w:lang w:val="es-ES_tradnl"/>
               </w:rPr>
             </w:pPr>
-            <w:r>
-              <w:rPr>
-                <w:rFonts w:ascii="Arial Nova Cond" w:eastAsia="Calibri" w:hAnsi="Arial Nova Cond" w:cs="Times New Roman"/>
-                <w:b/>
-                <w:bCs/>
-                <w:sz w:val="20"/>
-                <w:szCs w:val="20"/>
-                <w:lang w:val="es-ES_tradnl"/>
-              </w:rPr>
-              <w:t>IV</w:t>
-            </w:r>
-          </w:p>
-        </w:tc>
-        <w:tc>
-          <w:tcPr>
-            <w:tcW w:w="1095" w:type="dxa"/>
+          </w:p>
+        </w:tc>
+        <w:tc>
+          <w:tcPr>
+            <w:tcW w:w="1018" w:type="dxa"/>
             <w:vAlign w:val="center"/>
           </w:tcPr>
           <w:p>
@@ -9300,13 +9543,13 @@
                 <w:szCs w:val="20"/>
                 <w:lang w:val="es-ES_tradnl"/>
               </w:rPr>
-              <w:t>U 7</w:t>
-            </w:r>
-          </w:p>
-        </w:tc>
-        <w:tc>
-          <w:tcPr>
-            <w:tcW w:w="1726" w:type="dxa"/>
+              <w:t>U 8</w:t>
+            </w:r>
+          </w:p>
+        </w:tc>
+        <w:tc>
+          <w:tcPr>
+            <w:tcW w:w="5379" w:type="dxa"/>
             <w:vAlign w:val="center"/>
           </w:tcPr>
           <w:p>
@@ -9319,6 +9562,7 @@
               </w:tabs>
               <w:spacing w:line="276" w:lineRule="auto"/>
               <w:ind w:left="0"/>
+              <w:jc w:val="both"/>
               <w:rPr>
                 <w:rFonts w:ascii="Arial Nova Cond" w:eastAsia="Calibri" w:hAnsi="Arial Nova Cond" w:cs="Times New Roman"/>
                 <w:color w:val="000000" w:themeColor="text1"/>
@@ -9334,47 +9578,13 @@
                 <w:szCs w:val="20"/>
                 <w:lang w:val="es-ES_tradnl"/>
               </w:rPr>
-              <w:t>{{problemapotencialidad7}}</w:t>
-            </w:r>
-          </w:p>
-        </w:tc>
-        <w:tc>
-          <w:tcPr>
-            <w:tcW w:w="6169" w:type="dxa"/>
-            <w:vAlign w:val="center"/>
-          </w:tcPr>
-          <w:p>
-            <w:pPr>
-              <w:pStyle w:val="Prrafodelista"/>
-              <w:tabs>
-                <w:tab w:val="left" w:pos="0"/>
-                <w:tab w:val="left" w:pos="142"/>
-                <w:tab w:val="left" w:pos="284"/>
-              </w:tabs>
-              <w:spacing w:line="276" w:lineRule="auto"/>
-              <w:ind w:left="0"/>
-              <w:jc w:val="both"/>
-              <w:rPr>
-                <w:rFonts w:ascii="Arial Nova Cond" w:hAnsi="Arial Nova Cond"/>
-                <w:color w:val="000000" w:themeColor="text1"/>
-                <w:sz w:val="20"/>
-                <w:szCs w:val="20"/>
-              </w:rPr>
-            </w:pPr>
-            <w:r>
-              <w:rPr>
-                <w:rFonts w:ascii="Arial Nova Cond" w:eastAsia="Calibri" w:hAnsi="Arial Nova Cond" w:cs="Times New Roman"/>
-                <w:sz w:val="20"/>
-                <w:szCs w:val="20"/>
-                <w:lang w:val="es-ES_tradnl"/>
-              </w:rPr>
-              <w:t>{{situacionsignificativa7}}</w:t>
-            </w:r>
-          </w:p>
-        </w:tc>
-        <w:tc>
-          <w:tcPr>
-            <w:tcW w:w="2015" w:type="dxa"/>
+              <w:t>{{situacionsignificativa8}}</w:t>
+            </w:r>
+          </w:p>
+        </w:tc>
+        <w:tc>
+          <w:tcPr>
+            <w:tcW w:w="1984" w:type="dxa"/>
             <w:vAlign w:val="center"/>
           </w:tcPr>
           <w:p>
@@ -9384,11 +9594,10 @@
               <w:adjustRightInd w:val="0"/>
               <w:jc w:val="center"/>
               <w:rPr>
-                <w:rFonts w:ascii="Arial Nova Cond" w:hAnsi="Arial Nova Cond" w:cs="Arial"/>
-                <w:color w:val="000000" w:themeColor="text1"/>
-                <w:kern w:val="0"/>
-                <w:sz w:val="20"/>
-                <w:szCs w:val="20"/>
+                <w:rFonts w:ascii="Arial Nova Cond" w:eastAsia="Calibri" w:hAnsi="Arial Nova Cond" w:cs="Times New Roman"/>
+                <w:sz w:val="20"/>
+                <w:szCs w:val="20"/>
+                <w:lang w:val="es-ES_tradnl"/>
               </w:rPr>
             </w:pPr>
             <w:r>
@@ -9399,13 +9608,13 @@
                 <w:sz w:val="20"/>
                 <w:szCs w:val="20"/>
               </w:rPr>
-              <w:t>{{titulosituacionsignificativa7}}</w:t>
-            </w:r>
-          </w:p>
-        </w:tc>
-        <w:tc>
-          <w:tcPr>
-            <w:tcW w:w="1634" w:type="dxa"/>
+              <w:t>{{titulosituacionsignificativa8}}</w:t>
+            </w:r>
+          </w:p>
+        </w:tc>
+        <w:tc>
+          <w:tcPr>
+            <w:tcW w:w="2693" w:type="dxa"/>
             <w:vAlign w:val="center"/>
           </w:tcPr>
           <w:p>
@@ -9430,215 +9639,13 @@
                 <w:sz w:val="20"/>
                 <w:szCs w:val="20"/>
               </w:rPr>
-              <w:t>{{competencias7}}</w:t>
-            </w:r>
-          </w:p>
-        </w:tc>
-        <w:tc>
-          <w:tcPr>
-            <w:tcW w:w="1337" w:type="dxa"/>
-            <w:vAlign w:val="center"/>
-          </w:tcPr>
-          <w:p>
-            <w:pPr>
-              <w:autoSpaceDE w:val="0"/>
-              <w:autoSpaceDN w:val="0"/>
-              <w:adjustRightInd w:val="0"/>
-              <w:jc w:val="center"/>
-              <w:rPr>
-                <w:rFonts w:ascii="Arial Nova Cond" w:hAnsi="Arial Nova Cond" w:cs="Arial"/>
-                <w:color w:val="000000"/>
-                <w:kern w:val="0"/>
-                <w:sz w:val="20"/>
-                <w:szCs w:val="20"/>
-              </w:rPr>
-            </w:pPr>
-            <w:r>
-              <w:rPr>
-                <w:rFonts w:ascii="Arial Nova Cond" w:hAnsi="Arial Nova Cond" w:cs="Arial"/>
-                <w:color w:val="000000"/>
-                <w:kern w:val="0"/>
-                <w:sz w:val="20"/>
-                <w:szCs w:val="20"/>
-              </w:rPr>
-              <w:t>{{producto7}}</w:t>
-            </w:r>
-          </w:p>
-        </w:tc>
-      </w:tr>
-      <w:tr>
-        <w:trPr>
-          <w:trHeight w:val="756"/>
-          <w:jc w:val="center"/>
-        </w:trPr>
-        <w:tc>
-          <w:tcPr>
-            <w:tcW w:w="875" w:type="dxa"/>
-            <w:vMerge/>
-            <w:vAlign w:val="center"/>
-          </w:tcPr>
-          <w:p>
-            <w:pPr>
-              <w:pStyle w:val="Prrafodelista"/>
-              <w:tabs>
-                <w:tab w:val="left" w:pos="0"/>
-                <w:tab w:val="left" w:pos="142"/>
-                <w:tab w:val="left" w:pos="284"/>
-              </w:tabs>
-              <w:spacing w:line="276" w:lineRule="auto"/>
-              <w:ind w:left="0"/>
-              <w:jc w:val="center"/>
-              <w:rPr>
-                <w:rFonts w:ascii="Arial Nova Cond" w:eastAsia="Calibri" w:hAnsi="Arial Nova Cond" w:cs="Times New Roman"/>
-                <w:b/>
-                <w:bCs/>
-                <w:sz w:val="20"/>
-                <w:szCs w:val="20"/>
-                <w:lang w:val="es-ES_tradnl"/>
-              </w:rPr>
-            </w:pPr>
-          </w:p>
-        </w:tc>
-        <w:tc>
-          <w:tcPr>
-            <w:tcW w:w="1095" w:type="dxa"/>
-            <w:vAlign w:val="center"/>
-          </w:tcPr>
-          <w:p>
-            <w:pPr>
-              <w:pStyle w:val="Prrafodelista"/>
-              <w:tabs>
-                <w:tab w:val="left" w:pos="0"/>
-                <w:tab w:val="left" w:pos="142"/>
-                <w:tab w:val="left" w:pos="284"/>
-              </w:tabs>
-              <w:spacing w:line="276" w:lineRule="auto"/>
-              <w:ind w:left="0"/>
-              <w:jc w:val="center"/>
-              <w:rPr>
-                <w:rFonts w:ascii="Arial Nova Cond" w:eastAsia="Calibri" w:hAnsi="Arial Nova Cond" w:cs="Times New Roman"/>
-                <w:b/>
-                <w:bCs/>
-                <w:sz w:val="20"/>
-                <w:szCs w:val="20"/>
-                <w:lang w:val="es-ES_tradnl"/>
-              </w:rPr>
-            </w:pPr>
-            <w:r>
-              <w:rPr>
-                <w:rFonts w:ascii="Arial Nova Cond" w:eastAsia="Calibri" w:hAnsi="Arial Nova Cond" w:cs="Times New Roman"/>
-                <w:b/>
-                <w:bCs/>
-                <w:sz w:val="20"/>
-                <w:szCs w:val="20"/>
-                <w:lang w:val="es-ES_tradnl"/>
-              </w:rPr>
-              <w:t>U 8</w:t>
-            </w:r>
-          </w:p>
-        </w:tc>
-        <w:tc>
-          <w:tcPr>
-            <w:tcW w:w="1726" w:type="dxa"/>
-            <w:vAlign w:val="center"/>
-          </w:tcPr>
-          <w:p>
-            <w:pPr>
-              <w:pStyle w:val="Prrafodelista"/>
-              <w:tabs>
-                <w:tab w:val="left" w:pos="0"/>
-                <w:tab w:val="left" w:pos="142"/>
-                <w:tab w:val="left" w:pos="284"/>
-              </w:tabs>
-              <w:spacing w:line="276" w:lineRule="auto"/>
-              <w:ind w:left="0"/>
-              <w:rPr>
-                <w:rFonts w:ascii="Arial Nova Cond" w:eastAsia="Calibri" w:hAnsi="Arial Nova Cond" w:cs="Times New Roman"/>
-                <w:color w:val="000000" w:themeColor="text1"/>
-                <w:sz w:val="20"/>
-                <w:szCs w:val="20"/>
-                <w:lang w:val="es-ES_tradnl"/>
-              </w:rPr>
-            </w:pPr>
-            <w:r>
-              <w:rPr>
-                <w:rFonts w:ascii="Arial Nova Cond" w:eastAsia="Calibri" w:hAnsi="Arial Nova Cond" w:cs="Times New Roman"/>
-                <w:sz w:val="20"/>
-                <w:szCs w:val="20"/>
-                <w:lang w:val="es-ES_tradnl"/>
-              </w:rPr>
-              <w:t>{{problemapotencialidad8}}</w:t>
-            </w:r>
-          </w:p>
-        </w:tc>
-        <w:tc>
-          <w:tcPr>
-            <w:tcW w:w="6169" w:type="dxa"/>
-            <w:vAlign w:val="center"/>
-          </w:tcPr>
-          <w:p>
-            <w:pPr>
-              <w:pStyle w:val="Prrafodelista"/>
-              <w:tabs>
-                <w:tab w:val="left" w:pos="0"/>
-                <w:tab w:val="left" w:pos="142"/>
-                <w:tab w:val="left" w:pos="284"/>
-              </w:tabs>
-              <w:spacing w:line="276" w:lineRule="auto"/>
-              <w:ind w:left="0"/>
-              <w:jc w:val="both"/>
-              <w:rPr>
-                <w:rFonts w:ascii="Arial Nova Cond" w:eastAsia="Calibri" w:hAnsi="Arial Nova Cond" w:cs="Times New Roman"/>
-                <w:color w:val="000000" w:themeColor="text1"/>
-                <w:sz w:val="20"/>
-                <w:szCs w:val="20"/>
-                <w:lang w:val="es-ES_tradnl"/>
-              </w:rPr>
-            </w:pPr>
-            <w:r>
-              <w:rPr>
-                <w:rFonts w:ascii="Arial Nova Cond" w:eastAsia="Calibri" w:hAnsi="Arial Nova Cond" w:cs="Times New Roman"/>
-                <w:sz w:val="20"/>
-                <w:szCs w:val="20"/>
-                <w:lang w:val="es-ES_tradnl"/>
-              </w:rPr>
-              <w:t>{{situacionsignificativa8}}</w:t>
-            </w:r>
-          </w:p>
-        </w:tc>
-        <w:tc>
-          <w:tcPr>
-            <w:tcW w:w="2015" w:type="dxa"/>
-            <w:vAlign w:val="center"/>
-          </w:tcPr>
-          <w:p>
-            <w:pPr>
-              <w:autoSpaceDE w:val="0"/>
-              <w:autoSpaceDN w:val="0"/>
-              <w:adjustRightInd w:val="0"/>
-              <w:jc w:val="center"/>
-              <w:rPr>
-                <w:rFonts w:ascii="Arial Nova Cond" w:eastAsia="Calibri" w:hAnsi="Arial Nova Cond" w:cs="Times New Roman"/>
-                <w:sz w:val="20"/>
-                <w:szCs w:val="20"/>
-                <w:lang w:val="es-ES_tradnl"/>
-              </w:rPr>
-            </w:pPr>
-            <w:r>
-              <w:rPr>
-                <w:rFonts w:ascii="Arial Nova Cond" w:hAnsi="Arial Nova Cond" w:cs="Arial"/>
-                <w:color w:val="000000"/>
-                <w:kern w:val="0"/>
-                <w:sz w:val="20"/>
-                <w:szCs w:val="20"/>
-              </w:rPr>
-              <w:t>{{titulosituacionsignificativa8}}</w:t>
-            </w:r>
-          </w:p>
-        </w:tc>
-        <w:tc>
-          <w:tcPr>
-            <w:tcW w:w="1634" w:type="dxa"/>
+              <w:t>{{campotematico8}}</w:t>
+            </w:r>
+          </w:p>
+        </w:tc>
+        <w:tc>
+          <w:tcPr>
+            <w:tcW w:w="1560" w:type="dxa"/>
             <w:vAlign w:val="center"/>
           </w:tcPr>
           <w:p>
@@ -9669,7 +9676,7 @@
         </w:tc>
         <w:tc>
           <w:tcPr>
-            <w:tcW w:w="1337" w:type="dxa"/>
+            <w:tcW w:w="1399" w:type="dxa"/>
             <w:vAlign w:val="center"/>
           </w:tcPr>
           <w:p>
@@ -9677,7 +9684,7 @@
               <w:autoSpaceDE w:val="0"/>
               <w:autoSpaceDN w:val="0"/>
               <w:adjustRightInd w:val="0"/>
-              <w:jc w:val="center"/>
+              <w:jc w:val="both"/>
               <w:rPr>
                 <w:rFonts w:ascii="Arial Nova Cond" w:hAnsi="Arial Nova Cond" w:cs="Arial"/>
                 <w:color w:val="000000"/>
@@ -9701,32 +9708,6 @@
       </w:tr>
       <w:bookmarkEnd w:id="1"/>
     </w:tbl>
-    <w:p>
-      <w:pPr>
-        <w:pStyle w:val="Prrafodelista"/>
-        <w:spacing w:line="276" w:lineRule="auto"/>
-        <w:ind w:left="-284" w:right="-455"/>
-        <w:rPr>
-          <w:rFonts w:ascii="Arial Nova Cond Light" w:hAnsi="Arial Nova Cond Light" w:cs="Times New Roman"/>
-          <w:b/>
-          <w:bCs/>
-          <w:color w:val="000000" w:themeColor="text1"/>
-        </w:rPr>
-      </w:pPr>
-    </w:p>
-    <w:p>
-      <w:pPr>
-        <w:pStyle w:val="Prrafodelista"/>
-        <w:spacing w:line="276" w:lineRule="auto"/>
-        <w:ind w:left="-284" w:right="-455"/>
-        <w:rPr>
-          <w:rFonts w:ascii="Arial Nova Cond Light" w:hAnsi="Arial Nova Cond Light" w:cs="Times New Roman"/>
-          <w:b/>
-          <w:bCs/>
-          <w:color w:val="000000" w:themeColor="text1"/>
-        </w:rPr>
-      </w:pPr>
-    </w:p>
     <w:p>
       <w:pPr>
         <w:spacing w:line="276" w:lineRule="auto"/>
@@ -9736,6 +9717,8 @@
           <w:b/>
           <w:bCs/>
           <w:color w:val="000000" w:themeColor="text1"/>
+          <w:sz w:val="8"/>
+          <w:szCs w:val="8"/>
         </w:rPr>
       </w:pPr>
     </w:p>
@@ -9776,6 +9759,7 @@
           <w:bCs/>
           <w:color w:val="000000" w:themeColor="text1"/>
         </w:rPr>
+        <w:lastRenderedPageBreak/>
         <w:t xml:space="preserve">ORGANIZACIÓN DE LOS PROPÓSITOS DE APRENDIZAJE: </w:t>
       </w:r>
     </w:p>
@@ -11995,8 +11979,14 @@
               <w:rPr>
                 <w:rFonts w:ascii="Arial Nova Cond Light" w:hAnsi="Arial Nova Cond Light" w:cs="Times New Roman"/>
               </w:rPr>
+              <w:t xml:space="preserve">Se desenvuelve en entornos virtuales </w:t>
+            </w:r>
+            <w:r>
+              <w:rPr>
+                <w:rFonts w:ascii="Arial Nova Cond Light" w:hAnsi="Arial Nova Cond Light" w:cs="Times New Roman"/>
+              </w:rPr>
               <w:lastRenderedPageBreak/>
-              <w:t>Se desenvuelve en entornos virtuales generados por las TIC</w:t>
+              <w:t>generados por las TIC</w:t>
             </w:r>
           </w:p>
         </w:tc>
@@ -12021,6 +12011,7 @@
                 <w:rFonts w:ascii="Arial Nova Cond Light" w:hAnsi="Arial Nova Cond Light"/>
                 <w:bCs/>
               </w:rPr>
+              <w:lastRenderedPageBreak/>
               <w:t xml:space="preserve">Personaliza entornos virtuales:  </w:t>
             </w:r>
           </w:p>
@@ -14192,7 +14183,6 @@
               <w:rPr>
                 <w:rFonts w:ascii="Arial Nova Cond Light" w:hAnsi="Arial Nova Cond Light" w:cs="Times New Roman"/>
               </w:rPr>
-              <w:lastRenderedPageBreak/>
               <w:t>Enfoque de derechos.</w:t>
             </w:r>
           </w:p>
@@ -14940,6 +14930,7 @@
               <w:rPr>
                 <w:rFonts w:ascii="Arial Nova Cond Light" w:hAnsi="Arial Nova Cond Light" w:cs="Times New Roman"/>
               </w:rPr>
+              <w:lastRenderedPageBreak/>
               <w:t>Enfoque igualdad de género.</w:t>
             </w:r>
           </w:p>
@@ -18769,7 +18760,6 @@
                 <w:szCs w:val="20"/>
                 <w:lang w:eastAsia="es-ES"/>
               </w:rPr>
-              <w:lastRenderedPageBreak/>
               <w:t>Personaliza entornos virtuales.</w:t>
             </w:r>
           </w:p>
@@ -18803,6 +18793,7 @@
                 <w:szCs w:val="20"/>
                 <w:lang w:eastAsia="es-ES"/>
               </w:rPr>
+              <w:lastRenderedPageBreak/>
               <w:t>Gestiona información del entorno virtual.</w:t>
             </w:r>
           </w:p>
@@ -18908,6 +18899,7 @@
                 <w:szCs w:val="20"/>
                 <w:lang w:eastAsia="es-ES"/>
               </w:rPr>
+              <w:lastRenderedPageBreak/>
               <w:t>Optimiza el desarrollo de proyectos cuando configura diversos entornos virtuales de software y hardware de acuerdo con determinadas necesidades cuando reconoce su identidad digital, con responsabilidad y eficiencia.</w:t>
             </w:r>
           </w:p>
@@ -18942,6 +18934,7 @@
                 <w:szCs w:val="20"/>
                 <w:lang w:eastAsia="es-ES"/>
               </w:rPr>
+              <w:lastRenderedPageBreak/>
               <w:t>Administra bases de datos aplicando filtros, criterios de consultas y organización de información para mostrar reportes e informes que demuestren análisis y capacidad de síntesis.</w:t>
             </w:r>
           </w:p>
@@ -19153,6 +19146,7 @@
                 <w:szCs w:val="20"/>
                 <w:lang w:eastAsia="es-ES"/>
               </w:rPr>
+              <w:lastRenderedPageBreak/>
               <w:t>COMPETENCIA 29:</w:t>
             </w:r>
           </w:p>
@@ -19720,6 +19714,7 @@
           <w:bCs/>
           <w:color w:val="000000" w:themeColor="text1"/>
         </w:rPr>
+        <w:lastRenderedPageBreak/>
         <w:t>MATERIALES Y RECURSOS EDUCATIVOS:</w:t>
       </w:r>
     </w:p>
@@ -20631,15 +20626,7 @@
                 <w:rFonts w:ascii="Arial Nova Cond Light" w:hAnsi="Arial Nova Cond Light"/>
                 <w:color w:val="000000" w:themeColor="text1"/>
               </w:rPr>
-              <w:t xml:space="preserve">La evaluación sumativa se realiza al final de un proceso de enseñanza-aprendizaje, y su propósito principal es medir el nivel de logro de las competencias. Esta evaluación permite verificar si el estudiante ha alcanzado los resultados esperados en relación con los estándares establecidos en el Currículo Nacional. </w:t>
-            </w:r>
-            <w:r>
-              <w:rPr>
-                <w:rFonts w:ascii="Arial Nova Cond Light" w:hAnsi="Arial Nova Cond Light"/>
-                <w:color w:val="000000" w:themeColor="text1"/>
-              </w:rPr>
-              <w:lastRenderedPageBreak/>
-              <w:t xml:space="preserve">Se utiliza para tomar decisiones finales sobre el rendimiento del estudiante, como asignar una calificación o decidir si el estudiante está preparado para pasar al siguiente nivel. </w:t>
+              <w:t xml:space="preserve">La evaluación sumativa se realiza al final de un proceso de enseñanza-aprendizaje, y su propósito principal es medir el nivel de logro de las competencias. Esta evaluación permite verificar si el estudiante ha alcanzado los resultados esperados en relación con los estándares establecidos en el Currículo Nacional. Se utiliza para tomar decisiones finales sobre el rendimiento del estudiante, como asignar una calificación o decidir si el estudiante está preparado para pasar al siguiente nivel. </w:t>
             </w:r>
           </w:p>
         </w:tc>
@@ -20707,6 +20694,7 @@
                 <w:bCs/>
                 <w:color w:val="000000" w:themeColor="text1"/>
               </w:rPr>
+              <w:lastRenderedPageBreak/>
               <w:t>INSTRUMENTOS</w:t>
             </w:r>
             <w:r>
@@ -21795,7 +21783,7 @@
 </file>
 
 <file path=word/endnotes.xml><?xml version="1.0" encoding="utf-8"?>
-<w:endnotes xmlns:wpc="http://schemas.microsoft.com/office/word/2010/wordprocessingCanvas" xmlns:cx="http://schemas.microsoft.com/office/drawing/2014/chartex" xmlns:cx1="http://schemas.microsoft.com/office/drawing/2015/9/8/chartex" xmlns:cx2="http://schemas.microsoft.com/office/drawing/2015/10/21/chartex" xmlns:cx3="http://schemas.microsoft.com/office/drawing/2016/5/9/chartex" xmlns:cx4="http://schemas.microsoft.com/office/drawing/2016/5/10/chartex" xmlns:cx5="http://schemas.microsoft.com/office/drawing/2016/5/11/chartex" xmlns:cx6="http://schemas.microsoft.com/office/drawing/2016/5/12/chartex" xmlns:cx7="http://schemas.microsoft.com/office/drawing/2016/5/13/chartex" xmlns:cx8="http://schemas.microsoft.com/office/drawing/2016/5/14/chartex" xmlns:mc="http://schemas.openxmlformats.org/markup-compatibility/2006" xmlns:aink="http://schemas.microsoft.com/office/drawing/2016/ink" xmlns:am3d="http://schemas.microsoft.com/office/drawing/2017/model3d" xmlns:o="urn:schemas-microsoft-com:office:office" xmlns:oel="http://schemas.microsoft.com/office/2019/extlst" xmlns:r="http://schemas.openxmlformats.org/officeDocument/2006/relationships" xmlns:m="http://schemas.openxmlformats.org/officeDocument/2006/math" xmlns:v="urn:schemas-microsoft-com:vml" xmlns:wp14="http://schemas.microsoft.com/office/word/2010/wordprocessingDrawing" xmlns:wp="http://schemas.openxmlformats.org/drawingml/2006/wordprocessingDrawing" xmlns:w10="urn:schemas-microsoft-com:office:word" xmlns:w="http://schemas.openxmlformats.org/wordprocessingml/2006/main" xmlns:w14="http://schemas.microsoft.com/office/word/2010/wordml" xmlns:w15="http://schemas.microsoft.com/office/word/2012/wordml" xmlns:w16cex="http://schemas.microsoft.com/office/word/2018/wordml/cex" xmlns:w16cid="http://schemas.microsoft.com/office/word/2016/wordml/cid" xmlns:w16="http://schemas.microsoft.com/office/word/2018/wordml" xmlns:w16du="http://schemas.microsoft.com/office/word/2023/wordml/word16du" xmlns:w16sdtdh="http://schemas.microsoft.com/office/word/2020/wordml/sdtdatahash" xmlns:w16se="http://schemas.microsoft.com/office/word/2015/wordml/symex" xmlns:wpg="http://schemas.microsoft.com/office/word/2010/wordprocessingGroup" xmlns:wpi="http://schemas.microsoft.com/office/word/2010/wordprocessingInk" xmlns:wne="http://schemas.microsoft.com/office/word/2006/wordml" xmlns:wps="http://schemas.microsoft.com/office/word/2010/wordprocessingShape" mc:Ignorable="w14 w15 w16se w16cid w16 w16cex w16sdtdh w16du wp14">
+<w:endnotes xmlns:wpc="http://schemas.microsoft.com/office/word/2010/wordprocessingCanvas" xmlns:cx="http://schemas.microsoft.com/office/drawing/2014/chartex" xmlns:cx1="http://schemas.microsoft.com/office/drawing/2015/9/8/chartex" xmlns:cx2="http://schemas.microsoft.com/office/drawing/2015/10/21/chartex" xmlns:cx3="http://schemas.microsoft.com/office/drawing/2016/5/9/chartex" xmlns:cx4="http://schemas.microsoft.com/office/drawing/2016/5/10/chartex" xmlns:cx5="http://schemas.microsoft.com/office/drawing/2016/5/11/chartex" xmlns:cx6="http://schemas.microsoft.com/office/drawing/2016/5/12/chartex" xmlns:cx7="http://schemas.microsoft.com/office/drawing/2016/5/13/chartex" xmlns:cx8="http://schemas.microsoft.com/office/drawing/2016/5/14/chartex" xmlns:mc="http://schemas.openxmlformats.org/markup-compatibility/2006" xmlns:aink="http://schemas.microsoft.com/office/drawing/2016/ink" xmlns:am3d="http://schemas.microsoft.com/office/drawing/2017/model3d" xmlns:o="urn:schemas-microsoft-com:office:office" xmlns:oel="http://schemas.microsoft.com/office/2019/extlst" xmlns:r="http://schemas.openxmlformats.org/officeDocument/2006/relationships" xmlns:m="http://schemas.openxmlformats.org/officeDocument/2006/math" xmlns:v="urn:schemas-microsoft-com:vml" xmlns:wp14="http://schemas.microsoft.com/office/word/2010/wordprocessingDrawing" xmlns:wp="http://schemas.openxmlformats.org/drawingml/2006/wordprocessingDrawing" xmlns:w10="urn:schemas-microsoft-com:office:word" xmlns:w="http://schemas.openxmlformats.org/wordprocessingml/2006/main" xmlns:w14="http://schemas.microsoft.com/office/word/2010/wordml" xmlns:w15="http://schemas.microsoft.com/office/word/2012/wordml" xmlns:w16cex="http://schemas.microsoft.com/office/word/2018/wordml/cex" xmlns:w16cid="http://schemas.microsoft.com/office/word/2016/wordml/cid" xmlns:w16="http://schemas.microsoft.com/office/word/2018/wordml" xmlns:w16du="http://schemas.microsoft.com/office/word/2023/wordml/word16du" xmlns:w16sdtdh="http://schemas.microsoft.com/office/word/2020/wordml/sdtdatahash" xmlns:w16sdtfl="http://schemas.microsoft.com/office/word/2024/wordml/sdtformatlock" xmlns:w16se="http://schemas.microsoft.com/office/word/2015/wordml/symex" xmlns:wpg="http://schemas.microsoft.com/office/word/2010/wordprocessingGroup" xmlns:wpi="http://schemas.microsoft.com/office/word/2010/wordprocessingInk" xmlns:wne="http://schemas.microsoft.com/office/word/2006/wordml" xmlns:wps="http://schemas.microsoft.com/office/word/2010/wordprocessingShape" mc:Ignorable="w14 w15 w16se w16cid w16 w16cex w16sdtdh w16sdtfl w16du wp14">
   <w:endnote w:type="separator" w:id="-1">
     <w:p>
       <w:pPr>
@@ -21820,7 +21808,7 @@
 </file>
 
 <file path=word/footer1.xml><?xml version="1.0" encoding="utf-8"?>
-<w:ftr xmlns:wpc="http://schemas.microsoft.com/office/word/2010/wordprocessingCanvas" xmlns:cx="http://schemas.microsoft.com/office/drawing/2014/chartex" xmlns:cx1="http://schemas.microsoft.com/office/drawing/2015/9/8/chartex" xmlns:cx2="http://schemas.microsoft.com/office/drawing/2015/10/21/chartex" xmlns:cx3="http://schemas.microsoft.com/office/drawing/2016/5/9/chartex" xmlns:cx4="http://schemas.microsoft.com/office/drawing/2016/5/10/chartex" xmlns:cx5="http://schemas.microsoft.com/office/drawing/2016/5/11/chartex" xmlns:cx6="http://schemas.microsoft.com/office/drawing/2016/5/12/chartex" xmlns:cx7="http://schemas.microsoft.com/office/drawing/2016/5/13/chartex" xmlns:cx8="http://schemas.microsoft.com/office/drawing/2016/5/14/chartex" xmlns:mc="http://schemas.openxmlformats.org/markup-compatibility/2006" xmlns:aink="http://schemas.microsoft.com/office/drawing/2016/ink" xmlns:am3d="http://schemas.microsoft.com/office/drawing/2017/model3d" xmlns:o="urn:schemas-microsoft-com:office:office" xmlns:oel="http://schemas.microsoft.com/office/2019/extlst" xmlns:r="http://schemas.openxmlformats.org/officeDocument/2006/relationships" xmlns:m="http://schemas.openxmlformats.org/officeDocument/2006/math" xmlns:v="urn:schemas-microsoft-com:vml" xmlns:wp14="http://schemas.microsoft.com/office/word/2010/wordprocessingDrawing" xmlns:wp="http://schemas.openxmlformats.org/drawingml/2006/wordprocessingDrawing" xmlns:w10="urn:schemas-microsoft-com:office:word" xmlns:w="http://schemas.openxmlformats.org/wordprocessingml/2006/main" xmlns:w14="http://schemas.microsoft.com/office/word/2010/wordml" xmlns:w15="http://schemas.microsoft.com/office/word/2012/wordml" xmlns:w16cex="http://schemas.microsoft.com/office/word/2018/wordml/cex" xmlns:w16cid="http://schemas.microsoft.com/office/word/2016/wordml/cid" xmlns:w16="http://schemas.microsoft.com/office/word/2018/wordml" xmlns:w16du="http://schemas.microsoft.com/office/word/2023/wordml/word16du" xmlns:w16sdtdh="http://schemas.microsoft.com/office/word/2020/wordml/sdtdatahash" xmlns:w16se="http://schemas.microsoft.com/office/word/2015/wordml/symex" xmlns:wpg="http://schemas.microsoft.com/office/word/2010/wordprocessingGroup" xmlns:wpi="http://schemas.microsoft.com/office/word/2010/wordprocessingInk" xmlns:wne="http://schemas.microsoft.com/office/word/2006/wordml" xmlns:wps="http://schemas.microsoft.com/office/word/2010/wordprocessingShape" mc:Ignorable="w14 w15 w16se w16cid w16 w16cex w16sdtdh w16du wp14">
+<w:ftr xmlns:wpc="http://schemas.microsoft.com/office/word/2010/wordprocessingCanvas" xmlns:cx="http://schemas.microsoft.com/office/drawing/2014/chartex" xmlns:cx1="http://schemas.microsoft.com/office/drawing/2015/9/8/chartex" xmlns:cx2="http://schemas.microsoft.com/office/drawing/2015/10/21/chartex" xmlns:cx3="http://schemas.microsoft.com/office/drawing/2016/5/9/chartex" xmlns:cx4="http://schemas.microsoft.com/office/drawing/2016/5/10/chartex" xmlns:cx5="http://schemas.microsoft.com/office/drawing/2016/5/11/chartex" xmlns:cx6="http://schemas.microsoft.com/office/drawing/2016/5/12/chartex" xmlns:cx7="http://schemas.microsoft.com/office/drawing/2016/5/13/chartex" xmlns:cx8="http://schemas.microsoft.com/office/drawing/2016/5/14/chartex" xmlns:mc="http://schemas.openxmlformats.org/markup-compatibility/2006" xmlns:aink="http://schemas.microsoft.com/office/drawing/2016/ink" xmlns:am3d="http://schemas.microsoft.com/office/drawing/2017/model3d" xmlns:o="urn:schemas-microsoft-com:office:office" xmlns:oel="http://schemas.microsoft.com/office/2019/extlst" xmlns:r="http://schemas.openxmlformats.org/officeDocument/2006/relationships" xmlns:m="http://schemas.openxmlformats.org/officeDocument/2006/math" xmlns:v="urn:schemas-microsoft-com:vml" xmlns:wp14="http://schemas.microsoft.com/office/word/2010/wordprocessingDrawing" xmlns:wp="http://schemas.openxmlformats.org/drawingml/2006/wordprocessingDrawing" xmlns:w10="urn:schemas-microsoft-com:office:word" xmlns:w="http://schemas.openxmlformats.org/wordprocessingml/2006/main" xmlns:w14="http://schemas.microsoft.com/office/word/2010/wordml" xmlns:w15="http://schemas.microsoft.com/office/word/2012/wordml" xmlns:w16cex="http://schemas.microsoft.com/office/word/2018/wordml/cex" xmlns:w16cid="http://schemas.microsoft.com/office/word/2016/wordml/cid" xmlns:w16="http://schemas.microsoft.com/office/word/2018/wordml" xmlns:w16du="http://schemas.microsoft.com/office/word/2023/wordml/word16du" xmlns:w16sdtdh="http://schemas.microsoft.com/office/word/2020/wordml/sdtdatahash" xmlns:w16sdtfl="http://schemas.microsoft.com/office/word/2024/wordml/sdtformatlock" xmlns:w16se="http://schemas.microsoft.com/office/word/2015/wordml/symex" xmlns:wpg="http://schemas.microsoft.com/office/word/2010/wordprocessingGroup" xmlns:wpi="http://schemas.microsoft.com/office/word/2010/wordprocessingInk" xmlns:wne="http://schemas.microsoft.com/office/word/2006/wordml" xmlns:wps="http://schemas.microsoft.com/office/word/2010/wordprocessingShape" mc:Ignorable="w14 w15 w16se w16cid w16 w16cex w16sdtdh w16sdtfl w16du wp14">
   <w:p>
     <w:pPr>
       <w:pStyle w:val="Piedepgina"/>
@@ -22281,7 +22269,7 @@
 </file>
 
 <file path=word/footnotes.xml><?xml version="1.0" encoding="utf-8"?>
-<w:footnotes xmlns:wpc="http://schemas.microsoft.com/office/word/2010/wordprocessingCanvas" xmlns:cx="http://schemas.microsoft.com/office/drawing/2014/chartex" xmlns:cx1="http://schemas.microsoft.com/office/drawing/2015/9/8/chartex" xmlns:cx2="http://schemas.microsoft.com/office/drawing/2015/10/21/chartex" xmlns:cx3="http://schemas.microsoft.com/office/drawing/2016/5/9/chartex" xmlns:cx4="http://schemas.microsoft.com/office/drawing/2016/5/10/chartex" xmlns:cx5="http://schemas.microsoft.com/office/drawing/2016/5/11/chartex" xmlns:cx6="http://schemas.microsoft.com/office/drawing/2016/5/12/chartex" xmlns:cx7="http://schemas.microsoft.com/office/drawing/2016/5/13/chartex" xmlns:cx8="http://schemas.microsoft.com/office/drawing/2016/5/14/chartex" xmlns:mc="http://schemas.openxmlformats.org/markup-compatibility/2006" xmlns:aink="http://schemas.microsoft.com/office/drawing/2016/ink" xmlns:am3d="http://schemas.microsoft.com/office/drawing/2017/model3d" xmlns:o="urn:schemas-microsoft-com:office:office" xmlns:oel="http://schemas.microsoft.com/office/2019/extlst" xmlns:r="http://schemas.openxmlformats.org/officeDocument/2006/relationships" xmlns:m="http://schemas.openxmlformats.org/officeDocument/2006/math" xmlns:v="urn:schemas-microsoft-com:vml" xmlns:wp14="http://schemas.microsoft.com/office/word/2010/wordprocessingDrawing" xmlns:wp="http://schemas.openxmlformats.org/drawingml/2006/wordprocessingDrawing" xmlns:w10="urn:schemas-microsoft-com:office:word" xmlns:w="http://schemas.openxmlformats.org/wordprocessingml/2006/main" xmlns:w14="http://schemas.microsoft.com/office/word/2010/wordml" xmlns:w15="http://schemas.microsoft.com/office/word/2012/wordml" xmlns:w16cex="http://schemas.microsoft.com/office/word/2018/wordml/cex" xmlns:w16cid="http://schemas.microsoft.com/office/word/2016/wordml/cid" xmlns:w16="http://schemas.microsoft.com/office/word/2018/wordml" xmlns:w16du="http://schemas.microsoft.com/office/word/2023/wordml/word16du" xmlns:w16sdtdh="http://schemas.microsoft.com/office/word/2020/wordml/sdtdatahash" xmlns:w16se="http://schemas.microsoft.com/office/word/2015/wordml/symex" xmlns:wpg="http://schemas.microsoft.com/office/word/2010/wordprocessingGroup" xmlns:wpi="http://schemas.microsoft.com/office/word/2010/wordprocessingInk" xmlns:wne="http://schemas.microsoft.com/office/word/2006/wordml" xmlns:wps="http://schemas.microsoft.com/office/word/2010/wordprocessingShape" mc:Ignorable="w14 w15 w16se w16cid w16 w16cex w16sdtdh w16du wp14">
+<w:footnotes xmlns:wpc="http://schemas.microsoft.com/office/word/2010/wordprocessingCanvas" xmlns:cx="http://schemas.microsoft.com/office/drawing/2014/chartex" xmlns:cx1="http://schemas.microsoft.com/office/drawing/2015/9/8/chartex" xmlns:cx2="http://schemas.microsoft.com/office/drawing/2015/10/21/chartex" xmlns:cx3="http://schemas.microsoft.com/office/drawing/2016/5/9/chartex" xmlns:cx4="http://schemas.microsoft.com/office/drawing/2016/5/10/chartex" xmlns:cx5="http://schemas.microsoft.com/office/drawing/2016/5/11/chartex" xmlns:cx6="http://schemas.microsoft.com/office/drawing/2016/5/12/chartex" xmlns:cx7="http://schemas.microsoft.com/office/drawing/2016/5/13/chartex" xmlns:cx8="http://schemas.microsoft.com/office/drawing/2016/5/14/chartex" xmlns:mc="http://schemas.openxmlformats.org/markup-compatibility/2006" xmlns:aink="http://schemas.microsoft.com/office/drawing/2016/ink" xmlns:am3d="http://schemas.microsoft.com/office/drawing/2017/model3d" xmlns:o="urn:schemas-microsoft-com:office:office" xmlns:oel="http://schemas.microsoft.com/office/2019/extlst" xmlns:r="http://schemas.openxmlformats.org/officeDocument/2006/relationships" xmlns:m="http://schemas.openxmlformats.org/officeDocument/2006/math" xmlns:v="urn:schemas-microsoft-com:vml" xmlns:wp14="http://schemas.microsoft.com/office/word/2010/wordprocessingDrawing" xmlns:wp="http://schemas.openxmlformats.org/drawingml/2006/wordprocessingDrawing" xmlns:w10="urn:schemas-microsoft-com:office:word" xmlns:w="http://schemas.openxmlformats.org/wordprocessingml/2006/main" xmlns:w14="http://schemas.microsoft.com/office/word/2010/wordml" xmlns:w15="http://schemas.microsoft.com/office/word/2012/wordml" xmlns:w16cex="http://schemas.microsoft.com/office/word/2018/wordml/cex" xmlns:w16cid="http://schemas.microsoft.com/office/word/2016/wordml/cid" xmlns:w16="http://schemas.microsoft.com/office/word/2018/wordml" xmlns:w16du="http://schemas.microsoft.com/office/word/2023/wordml/word16du" xmlns:w16sdtdh="http://schemas.microsoft.com/office/word/2020/wordml/sdtdatahash" xmlns:w16sdtfl="http://schemas.microsoft.com/office/word/2024/wordml/sdtformatlock" xmlns:w16se="http://schemas.microsoft.com/office/word/2015/wordml/symex" xmlns:wpg="http://schemas.microsoft.com/office/word/2010/wordprocessingGroup" xmlns:wpi="http://schemas.microsoft.com/office/word/2010/wordprocessingInk" xmlns:wne="http://schemas.microsoft.com/office/word/2006/wordml" xmlns:wps="http://schemas.microsoft.com/office/word/2010/wordprocessingShape" mc:Ignorable="w14 w15 w16se w16cid w16 w16cex w16sdtdh w16sdtfl w16du wp14">
   <w:footnote w:type="separator" w:id="-1">
     <w:p>
       <w:pPr>
@@ -22306,7 +22294,7 @@
 </file>
 
 <file path=word/header1.xml><?xml version="1.0" encoding="utf-8"?>
-<w:hdr xmlns:wpc="http://schemas.microsoft.com/office/word/2010/wordprocessingCanvas" xmlns:cx="http://schemas.microsoft.com/office/drawing/2014/chartex" xmlns:cx1="http://schemas.microsoft.com/office/drawing/2015/9/8/chartex" xmlns:cx2="http://schemas.microsoft.com/office/drawing/2015/10/21/chartex" xmlns:cx3="http://schemas.microsoft.com/office/drawing/2016/5/9/chartex" xmlns:cx4="http://schemas.microsoft.com/office/drawing/2016/5/10/chartex" xmlns:cx5="http://schemas.microsoft.com/office/drawing/2016/5/11/chartex" xmlns:cx6="http://schemas.microsoft.com/office/drawing/2016/5/12/chartex" xmlns:cx7="http://schemas.microsoft.com/office/drawing/2016/5/13/chartex" xmlns:cx8="http://schemas.microsoft.com/office/drawing/2016/5/14/chartex" xmlns:mc="http://schemas.openxmlformats.org/markup-compatibility/2006" xmlns:aink="http://schemas.microsoft.com/office/drawing/2016/ink" xmlns:am3d="http://schemas.microsoft.com/office/drawing/2017/model3d" xmlns:o="urn:schemas-microsoft-com:office:office" xmlns:oel="http://schemas.microsoft.com/office/2019/extlst" xmlns:r="http://schemas.openxmlformats.org/officeDocument/2006/relationships" xmlns:m="http://schemas.openxmlformats.org/officeDocument/2006/math" xmlns:v="urn:schemas-microsoft-com:vml" xmlns:wp14="http://schemas.microsoft.com/office/word/2010/wordprocessingDrawing" xmlns:wp="http://schemas.openxmlformats.org/drawingml/2006/wordprocessingDrawing" xmlns:w10="urn:schemas-microsoft-com:office:word" xmlns:w="http://schemas.openxmlformats.org/wordprocessingml/2006/main" xmlns:w14="http://schemas.microsoft.com/office/word/2010/wordml" xmlns:w15="http://schemas.microsoft.com/office/word/2012/wordml" xmlns:w16cex="http://schemas.microsoft.com/office/word/2018/wordml/cex" xmlns:w16cid="http://schemas.microsoft.com/office/word/2016/wordml/cid" xmlns:w16="http://schemas.microsoft.com/office/word/2018/wordml" xmlns:w16du="http://schemas.microsoft.com/office/word/2023/wordml/word16du" xmlns:w16sdtdh="http://schemas.microsoft.com/office/word/2020/wordml/sdtdatahash" xmlns:w16se="http://schemas.microsoft.com/office/word/2015/wordml/symex" xmlns:wpg="http://schemas.microsoft.com/office/word/2010/wordprocessingGroup" xmlns:wpi="http://schemas.microsoft.com/office/word/2010/wordprocessingInk" xmlns:wne="http://schemas.microsoft.com/office/word/2006/wordml" xmlns:wps="http://schemas.microsoft.com/office/word/2010/wordprocessingShape" mc:Ignorable="w14 w15 w16se w16cid w16 w16cex w16sdtdh w16du wp14">
+<w:hdr xmlns:wpc="http://schemas.microsoft.com/office/word/2010/wordprocessingCanvas" xmlns:cx="http://schemas.microsoft.com/office/drawing/2014/chartex" xmlns:cx1="http://schemas.microsoft.com/office/drawing/2015/9/8/chartex" xmlns:cx2="http://schemas.microsoft.com/office/drawing/2015/10/21/chartex" xmlns:cx3="http://schemas.microsoft.com/office/drawing/2016/5/9/chartex" xmlns:cx4="http://schemas.microsoft.com/office/drawing/2016/5/10/chartex" xmlns:cx5="http://schemas.microsoft.com/office/drawing/2016/5/11/chartex" xmlns:cx6="http://schemas.microsoft.com/office/drawing/2016/5/12/chartex" xmlns:cx7="http://schemas.microsoft.com/office/drawing/2016/5/13/chartex" xmlns:cx8="http://schemas.microsoft.com/office/drawing/2016/5/14/chartex" xmlns:mc="http://schemas.openxmlformats.org/markup-compatibility/2006" xmlns:aink="http://schemas.microsoft.com/office/drawing/2016/ink" xmlns:am3d="http://schemas.microsoft.com/office/drawing/2017/model3d" xmlns:o="urn:schemas-microsoft-com:office:office" xmlns:oel="http://schemas.microsoft.com/office/2019/extlst" xmlns:r="http://schemas.openxmlformats.org/officeDocument/2006/relationships" xmlns:m="http://schemas.openxmlformats.org/officeDocument/2006/math" xmlns:v="urn:schemas-microsoft-com:vml" xmlns:wp14="http://schemas.microsoft.com/office/word/2010/wordprocessingDrawing" xmlns:wp="http://schemas.openxmlformats.org/drawingml/2006/wordprocessingDrawing" xmlns:w10="urn:schemas-microsoft-com:office:word" xmlns:w="http://schemas.openxmlformats.org/wordprocessingml/2006/main" xmlns:w14="http://schemas.microsoft.com/office/word/2010/wordml" xmlns:w15="http://schemas.microsoft.com/office/word/2012/wordml" xmlns:w16cex="http://schemas.microsoft.com/office/word/2018/wordml/cex" xmlns:w16cid="http://schemas.microsoft.com/office/word/2016/wordml/cid" xmlns:w16="http://schemas.microsoft.com/office/word/2018/wordml" xmlns:w16du="http://schemas.microsoft.com/office/word/2023/wordml/word16du" xmlns:w16sdtdh="http://schemas.microsoft.com/office/word/2020/wordml/sdtdatahash" xmlns:w16sdtfl="http://schemas.microsoft.com/office/word/2024/wordml/sdtformatlock" xmlns:w16se="http://schemas.microsoft.com/office/word/2015/wordml/symex" xmlns:wpg="http://schemas.microsoft.com/office/word/2010/wordprocessingGroup" xmlns:wpi="http://schemas.microsoft.com/office/word/2010/wordprocessingInk" xmlns:wne="http://schemas.microsoft.com/office/word/2006/wordml" xmlns:wps="http://schemas.microsoft.com/office/word/2010/wordprocessingShape" mc:Ignorable="w14 w15 w16se w16cid w16 w16cex w16sdtdh w16sdtfl w16du wp14">
   <w:tbl>
     <w:tblPr>
       <w:tblStyle w:val="Tablaconcuadrcula"/>
@@ -22596,7 +22584,7 @@
 </file>
 
 <file path=word/numbering.xml><?xml version="1.0" encoding="utf-8"?>
-<w:numbering xmlns:wpc="http://schemas.microsoft.com/office/word/2010/wordprocessingCanvas" xmlns:cx="http://schemas.microsoft.com/office/drawing/2014/chartex" xmlns:cx1="http://schemas.microsoft.com/office/drawing/2015/9/8/chartex" xmlns:cx2="http://schemas.microsoft.com/office/drawing/2015/10/21/chartex" xmlns:cx3="http://schemas.microsoft.com/office/drawing/2016/5/9/chartex" xmlns:cx4="http://schemas.microsoft.com/office/drawing/2016/5/10/chartex" xmlns:cx5="http://schemas.microsoft.com/office/drawing/2016/5/11/chartex" xmlns:cx6="http://schemas.microsoft.com/office/drawing/2016/5/12/chartex" xmlns:cx7="http://schemas.microsoft.com/office/drawing/2016/5/13/chartex" xmlns:cx8="http://schemas.microsoft.com/office/drawing/2016/5/14/chartex" xmlns:mc="http://schemas.openxmlformats.org/markup-compatibility/2006" xmlns:aink="http://schemas.microsoft.com/office/drawing/2016/ink" xmlns:am3d="http://schemas.microsoft.com/office/drawing/2017/model3d" xmlns:o="urn:schemas-microsoft-com:office:office" xmlns:oel="http://schemas.microsoft.com/office/2019/extlst" xmlns:r="http://schemas.openxmlformats.org/officeDocument/2006/relationships" xmlns:m="http://schemas.openxmlformats.org/officeDocument/2006/math" xmlns:v="urn:schemas-microsoft-com:vml" xmlns:wp14="http://schemas.microsoft.com/office/word/2010/wordprocessingDrawing" xmlns:wp="http://schemas.openxmlformats.org/drawingml/2006/wordprocessingDrawing" xmlns:w10="urn:schemas-microsoft-com:office:word" xmlns:w="http://schemas.openxmlformats.org/wordprocessingml/2006/main" xmlns:w14="http://schemas.microsoft.com/office/word/2010/wordml" xmlns:w15="http://schemas.microsoft.com/office/word/2012/wordml" xmlns:w16cex="http://schemas.microsoft.com/office/word/2018/wordml/cex" xmlns:w16cid="http://schemas.microsoft.com/office/word/2016/wordml/cid" xmlns:w16="http://schemas.microsoft.com/office/word/2018/wordml" xmlns:w16du="http://schemas.microsoft.com/office/word/2023/wordml/word16du" xmlns:w16sdtdh="http://schemas.microsoft.com/office/word/2020/wordml/sdtdatahash" xmlns:w16se="http://schemas.microsoft.com/office/word/2015/wordml/symex" xmlns:wpg="http://schemas.microsoft.com/office/word/2010/wordprocessingGroup" xmlns:wpi="http://schemas.microsoft.com/office/word/2010/wordprocessingInk" xmlns:wne="http://schemas.microsoft.com/office/word/2006/wordml" xmlns:wps="http://schemas.microsoft.com/office/word/2010/wordprocessingShape" mc:Ignorable="w14 w15 w16se w16cid w16 w16cex w16sdtdh w16du wp14">
+<w:numbering xmlns:wpc="http://schemas.microsoft.com/office/word/2010/wordprocessingCanvas" xmlns:cx="http://schemas.microsoft.com/office/drawing/2014/chartex" xmlns:cx1="http://schemas.microsoft.com/office/drawing/2015/9/8/chartex" xmlns:cx2="http://schemas.microsoft.com/office/drawing/2015/10/21/chartex" xmlns:cx3="http://schemas.microsoft.com/office/drawing/2016/5/9/chartex" xmlns:cx4="http://schemas.microsoft.com/office/drawing/2016/5/10/chartex" xmlns:cx5="http://schemas.microsoft.com/office/drawing/2016/5/11/chartex" xmlns:cx6="http://schemas.microsoft.com/office/drawing/2016/5/12/chartex" xmlns:cx7="http://schemas.microsoft.com/office/drawing/2016/5/13/chartex" xmlns:cx8="http://schemas.microsoft.com/office/drawing/2016/5/14/chartex" xmlns:mc="http://schemas.openxmlformats.org/markup-compatibility/2006" xmlns:aink="http://schemas.microsoft.com/office/drawing/2016/ink" xmlns:am3d="http://schemas.microsoft.com/office/drawing/2017/model3d" xmlns:o="urn:schemas-microsoft-com:office:office" xmlns:oel="http://schemas.microsoft.com/office/2019/extlst" xmlns:r="http://schemas.openxmlformats.org/officeDocument/2006/relationships" xmlns:m="http://schemas.openxmlformats.org/officeDocument/2006/math" xmlns:v="urn:schemas-microsoft-com:vml" xmlns:wp14="http://schemas.microsoft.com/office/word/2010/wordprocessingDrawing" xmlns:wp="http://schemas.openxmlformats.org/drawingml/2006/wordprocessingDrawing" xmlns:w10="urn:schemas-microsoft-com:office:word" xmlns:w="http://schemas.openxmlformats.org/wordprocessingml/2006/main" xmlns:w14="http://schemas.microsoft.com/office/word/2010/wordml" xmlns:w15="http://schemas.microsoft.com/office/word/2012/wordml" xmlns:w16cex="http://schemas.microsoft.com/office/word/2018/wordml/cex" xmlns:w16cid="http://schemas.microsoft.com/office/word/2016/wordml/cid" xmlns:w16="http://schemas.microsoft.com/office/word/2018/wordml" xmlns:w16du="http://schemas.microsoft.com/office/word/2023/wordml/word16du" xmlns:w16sdtdh="http://schemas.microsoft.com/office/word/2020/wordml/sdtdatahash" xmlns:w16sdtfl="http://schemas.microsoft.com/office/word/2024/wordml/sdtformatlock" xmlns:w16se="http://schemas.microsoft.com/office/word/2015/wordml/symex" xmlns:wpg="http://schemas.microsoft.com/office/word/2010/wordprocessingGroup" xmlns:wpi="http://schemas.microsoft.com/office/word/2010/wordprocessingInk" xmlns:wne="http://schemas.microsoft.com/office/word/2006/wordml" xmlns:wps="http://schemas.microsoft.com/office/word/2010/wordprocessingShape" mc:Ignorable="w14 w15 w16se w16cid w16 w16cex w16sdtdh w16sdtfl w16du wp14">
   <w:abstractNum w:abstractNumId="0" w15:restartNumberingAfterBreak="0">
     <w:nsid w:val="02C87374"/>
     <w:multiLevelType w:val="hybridMultilevel"/>
@@ -25701,7 +25689,7 @@
 </file>
 
 <file path=word/styles.xml><?xml version="1.0" encoding="utf-8"?>
-<w:styles xmlns:mc="http://schemas.openxmlformats.org/markup-compatibility/2006" xmlns:r="http://schemas.openxmlformats.org/officeDocument/2006/relationships" xmlns:w="http://schemas.openxmlformats.org/wordprocessingml/2006/main" xmlns:w14="http://schemas.microsoft.com/office/word/2010/wordml" xmlns:w15="http://schemas.microsoft.com/office/word/2012/wordml" xmlns:w16cex="http://schemas.microsoft.com/office/word/2018/wordml/cex" xmlns:w16cid="http://schemas.microsoft.com/office/word/2016/wordml/cid" xmlns:w16="http://schemas.microsoft.com/office/word/2018/wordml" xmlns:w16du="http://schemas.microsoft.com/office/word/2023/wordml/word16du" xmlns:w16sdtdh="http://schemas.microsoft.com/office/word/2020/wordml/sdtdatahash" xmlns:w16se="http://schemas.microsoft.com/office/word/2015/wordml/symex" mc:Ignorable="w14 w15 w16se w16cid w16 w16cex w16sdtdh w16du">
+<w:styles xmlns:mc="http://schemas.openxmlformats.org/markup-compatibility/2006" xmlns:r="http://schemas.openxmlformats.org/officeDocument/2006/relationships" xmlns:w="http://schemas.openxmlformats.org/wordprocessingml/2006/main" xmlns:w14="http://schemas.microsoft.com/office/word/2010/wordml" xmlns:w15="http://schemas.microsoft.com/office/word/2012/wordml" xmlns:w16cex="http://schemas.microsoft.com/office/word/2018/wordml/cex" xmlns:w16cid="http://schemas.microsoft.com/office/word/2016/wordml/cid" xmlns:w16="http://schemas.microsoft.com/office/word/2018/wordml" xmlns:w16du="http://schemas.microsoft.com/office/word/2023/wordml/word16du" xmlns:w16sdtdh="http://schemas.microsoft.com/office/word/2020/wordml/sdtdatahash" xmlns:w16sdtfl="http://schemas.microsoft.com/office/word/2024/wordml/sdtformatlock" xmlns:w16se="http://schemas.microsoft.com/office/word/2015/wordml/symex" mc:Ignorable="w14 w15 w16se w16cid w16 w16cex w16sdtdh w16sdtfl w16du">
   <w:docDefaults>
     <w:rPrDefault>
       <w:rPr>
